--- a/public/assets/tds/NLC.docx
+++ b/public/assets/tds/NLC.docx
@@ -8,23 +8,24 @@
       </w:pPr>
       <w:r>
         <w:rPr>
-          <w:noProof/>
-          <w:sz w:val="20"/>
-          <w:szCs w:val="20"/>
+          <w:rFonts w:ascii="Aptos Display" w:hAnsi="Aptos Display"/>
+          <w:b/>
+          <w:color w:val="101820"/>
+          <w:sz w:val="62"/>
         </w:rPr>
         <w:drawing>
-          <wp:anchor distT="0" distB="0" distL="114300" distR="114300" simplePos="0" relativeHeight="251659264" behindDoc="0" locked="0" layoutInCell="1" allowOverlap="1" wp14:anchorId="52A38EF2" wp14:editId="67AFB327">
+          <wp:anchor distT="0" distB="0" distL="114300" distR="114300" simplePos="0" relativeHeight="251658240" behindDoc="0" locked="0" layoutInCell="1" allowOverlap="1" wp14:anchorId="5CB11F74" wp14:editId="51D2629D">
             <wp:simplePos x="0" y="0"/>
             <wp:positionH relativeFrom="margin">
-              <wp:posOffset>3660775</wp:posOffset>
+              <wp:posOffset>2933700</wp:posOffset>
             </wp:positionH>
             <wp:positionV relativeFrom="margin">
-              <wp:posOffset>331470</wp:posOffset>
+              <wp:posOffset>262255</wp:posOffset>
             </wp:positionV>
-            <wp:extent cx="3252470" cy="1538605"/>
-            <wp:effectExtent l="0" t="0" r="5080" b="4445"/>
+            <wp:extent cx="3986530" cy="1292225"/>
+            <wp:effectExtent l="0" t="0" r="0" b="3175"/>
             <wp:wrapSquare wrapText="bothSides"/>
-            <wp:docPr id="1271774375" name="Picture 1"/>
+            <wp:docPr id="1206395273" name="Picture 1"/>
             <wp:cNvGraphicFramePr>
               <a:graphicFrameLocks xmlns:a="http://schemas.openxmlformats.org/drawingml/2006/main" noChangeAspect="1"/>
             </wp:cNvGraphicFramePr>
@@ -32,11 +33,17 @@
               <a:graphicData uri="http://schemas.openxmlformats.org/drawingml/2006/picture">
                 <pic:pic xmlns:pic="http://schemas.openxmlformats.org/drawingml/2006/picture">
                   <pic:nvPicPr>
-                    <pic:cNvPr id="1271774375" name=""/>
+                    <pic:cNvPr id="1206395273" name=""/>
                     <pic:cNvPicPr/>
                   </pic:nvPicPr>
                   <pic:blipFill>
-                    <a:blip r:embed="rId7"/>
+                    <a:blip r:embed="rId7" cstate="print">
+                      <a:extLst>
+                        <a:ext uri="{28A0092B-C50C-407E-A947-70E740481C1C}">
+                          <a14:useLocalDpi xmlns:a14="http://schemas.microsoft.com/office/drawing/2010/main" val="0"/>
+                        </a:ext>
+                      </a:extLst>
+                    </a:blip>
                     <a:stretch>
                       <a:fillRect/>
                     </a:stretch>
@@ -44,7 +51,7 @@
                   <pic:spPr>
                     <a:xfrm>
                       <a:off x="0" y="0"/>
-                      <a:ext cx="3252470" cy="1538605"/>
+                      <a:ext cx="3986530" cy="1292225"/>
                     </a:xfrm>
                     <a:prstGeom prst="rect">
                       <a:avLst/>
@@ -69,7 +76,7 @@
           <w:color w:val="101820"/>
           <w:sz w:val="62"/>
         </w:rPr>
-        <w:t>NLV</w:t>
+        <w:t>NLC</w:t>
       </w:r>
       <w:r>
         <w:t xml:space="preserve"> </w:t>
@@ -78,12 +85,15 @@
         <w:tab/>
       </w:r>
       <w:r>
+        <w:t xml:space="preserve">    </w:t>
+      </w:r>
+      <w:r>
         <w:rPr>
           <w:b/>
-          <w:color w:val="F2A51A"/>
+          <w:color w:val="FC6B00"/>
           <w:sz w:val="26"/>
         </w:rPr>
-        <w:t>LABEL VOIDED FILM</w:t>
+        <w:t>Label Clear Film</w:t>
       </w:r>
     </w:p>
     <w:p>
@@ -97,11 +107,14 @@
       <w:r>
         <w:rPr>
           <w:b/>
-          <w:color w:val="F2A51A"/>
+          <w:color w:val="FC6B00"/>
           <w:sz w:val="20"/>
           <w:szCs w:val="20"/>
         </w:rPr>
         <w:t>PRODUCT OVERVIEW</w:t>
+      </w:r>
+      <w:r>
+        <w:t xml:space="preserve"> </w:t>
       </w:r>
       <w:r>
         <w:rPr>
@@ -117,7 +130,42 @@
           <w:sz w:val="20"/>
           <w:szCs w:val="20"/>
         </w:rPr>
-        <w:t>NLV is a coextruded BOPP film with a micro-voided core structure, developed as a lightweight substrate for label and packaging applications. The film combines a multilayer construction with a controlled surface structure to provide consistent performance during converting.</w:t>
+        <w:t xml:space="preserve">NLC is coextruded Transparent BOPP </w:t>
+      </w:r>
+      <w:r>
+        <w:rPr>
+          <w:sz w:val="20"/>
+          <w:szCs w:val="20"/>
+        </w:rPr>
+        <w:t>film,</w:t>
+      </w:r>
+      <w:r>
+        <w:rPr>
+          <w:sz w:val="20"/>
+          <w:szCs w:val="20"/>
+        </w:rPr>
+        <w:t xml:space="preserve"> one side Corona Treated and both sides non-</w:t>
+      </w:r>
+      <w:r>
+        <w:rPr>
+          <w:sz w:val="20"/>
+          <w:szCs w:val="20"/>
+        </w:rPr>
+        <w:t>sealable.</w:t>
+      </w:r>
+      <w:r>
+        <w:rPr>
+          <w:sz w:val="20"/>
+          <w:szCs w:val="20"/>
+        </w:rPr>
+        <w:t xml:space="preserve"> Film is used for Over wrap and wrap around </w:t>
+      </w:r>
+      <w:r>
+        <w:rPr>
+          <w:sz w:val="20"/>
+          <w:szCs w:val="20"/>
+        </w:rPr>
+        <w:t>Labeling.</w:t>
       </w:r>
     </w:p>
     <w:p>
@@ -158,7 +206,7 @@
         <w:rPr>
           <w:rFonts w:ascii="Aptos Display" w:hAnsi="Aptos Display"/>
           <w:b/>
-          <w:color w:val="F2A51A"/>
+          <w:color w:val="FC6B00"/>
           <w:sz w:val="20"/>
           <w:szCs w:val="20"/>
         </w:rPr>
@@ -167,7 +215,7 @@
         <w:rPr>
           <w:rFonts w:ascii="Aptos Display" w:hAnsi="Aptos Display"/>
           <w:b/>
-          <w:color w:val="F2A51A"/>
+          <w:color w:val="FC6B00"/>
           <w:sz w:val="20"/>
           <w:szCs w:val="20"/>
         </w:rPr>
@@ -179,13 +227,16 @@
         <w:pStyle w:val="ListParagraph"/>
         <w:numPr>
           <w:ilvl w:val="0"/>
-          <w:numId w:val="1"/>
+          <w:numId w:val="10"/>
         </w:numPr>
-        <w:spacing w:after="0"/>
+        <w:spacing w:before="120" w:after="60"/>
         <w:rPr>
+          <w:rFonts w:ascii="Aptos" w:hAnsi="Aptos"/>
           <w:bCs/>
+          <w:color w:val="101820"/>
           <w:sz w:val="20"/>
           <w:szCs w:val="20"/>
+          <w:lang/>
         </w:rPr>
       </w:pPr>
       <w:r>
@@ -195,8 +246,9 @@
           <w:color w:val="101820"/>
           <w:sz w:val="20"/>
           <w:szCs w:val="20"/>
+          <w:lang/>
         </w:rPr>
-        <w:t>High opacity and whiteness</w:t>
+        <w:t xml:space="preserve">Excellent gloss and surface appearance </w:t>
       </w:r>
     </w:p>
     <w:p>
@@ -204,9 +256,125 @@
         <w:pStyle w:val="ListParagraph"/>
         <w:numPr>
           <w:ilvl w:val="0"/>
-          <w:numId w:val="1"/>
+          <w:numId w:val="10"/>
         </w:numPr>
-        <w:spacing w:after="0"/>
+        <w:spacing w:before="120" w:after="60"/>
+        <w:rPr>
+          <w:rFonts w:ascii="Aptos" w:hAnsi="Aptos"/>
+          <w:bCs/>
+          <w:color w:val="101820"/>
+          <w:sz w:val="20"/>
+          <w:szCs w:val="20"/>
+          <w:lang/>
+        </w:rPr>
+      </w:pPr>
+      <w:r>
+        <w:rPr>
+          <w:rFonts w:ascii="Aptos" w:hAnsi="Aptos"/>
+          <w:bCs/>
+          <w:color w:val="101820"/>
+          <w:sz w:val="20"/>
+          <w:szCs w:val="20"/>
+          <w:lang/>
+        </w:rPr>
+        <w:t xml:space="preserve">Very good machinability </w:t>
+      </w:r>
+    </w:p>
+    <w:p>
+      <w:pPr>
+        <w:pStyle w:val="ListParagraph"/>
+        <w:numPr>
+          <w:ilvl w:val="0"/>
+          <w:numId w:val="10"/>
+        </w:numPr>
+        <w:spacing w:before="120" w:after="60"/>
+        <w:rPr>
+          <w:rFonts w:ascii="Aptos" w:hAnsi="Aptos"/>
+          <w:bCs/>
+          <w:color w:val="101820"/>
+          <w:sz w:val="20"/>
+          <w:szCs w:val="20"/>
+          <w:lang/>
+        </w:rPr>
+      </w:pPr>
+      <w:r>
+        <w:rPr>
+          <w:rFonts w:ascii="Aptos" w:hAnsi="Aptos"/>
+          <w:bCs/>
+          <w:color w:val="101820"/>
+          <w:sz w:val="20"/>
+          <w:szCs w:val="20"/>
+          <w:lang/>
+        </w:rPr>
+        <w:t xml:space="preserve">High mechanical properties </w:t>
+      </w:r>
+    </w:p>
+    <w:p>
+      <w:pPr>
+        <w:pStyle w:val="ListParagraph"/>
+        <w:numPr>
+          <w:ilvl w:val="0"/>
+          <w:numId w:val="10"/>
+        </w:numPr>
+        <w:spacing w:before="120" w:after="60"/>
+        <w:rPr>
+          <w:rFonts w:ascii="Aptos" w:hAnsi="Aptos"/>
+          <w:bCs/>
+          <w:color w:val="101820"/>
+          <w:sz w:val="20"/>
+          <w:szCs w:val="20"/>
+          <w:lang/>
+        </w:rPr>
+      </w:pPr>
+      <w:r>
+        <w:rPr>
+          <w:rFonts w:ascii="Aptos" w:hAnsi="Aptos"/>
+          <w:bCs/>
+          <w:color w:val="101820"/>
+          <w:sz w:val="20"/>
+          <w:szCs w:val="20"/>
+          <w:lang/>
+        </w:rPr>
+        <w:t xml:space="preserve">High stiffness </w:t>
+      </w:r>
+    </w:p>
+    <w:p>
+      <w:pPr>
+        <w:pStyle w:val="ListParagraph"/>
+        <w:numPr>
+          <w:ilvl w:val="0"/>
+          <w:numId w:val="10"/>
+        </w:numPr>
+        <w:spacing w:before="120" w:after="60"/>
+        <w:rPr>
+          <w:rFonts w:ascii="Aptos" w:hAnsi="Aptos"/>
+          <w:bCs/>
+          <w:color w:val="101820"/>
+          <w:sz w:val="20"/>
+          <w:szCs w:val="20"/>
+          <w:lang/>
+        </w:rPr>
+      </w:pPr>
+      <w:r>
+        <w:rPr>
+          <w:rFonts w:ascii="Aptos" w:hAnsi="Aptos"/>
+          <w:bCs/>
+          <w:color w:val="101820"/>
+          <w:sz w:val="20"/>
+          <w:szCs w:val="20"/>
+          <w:lang/>
+        </w:rPr>
+        <w:t xml:space="preserve">Excellent web flatness </w:t>
+      </w:r>
+    </w:p>
+    <w:p>
+      <w:pPr>
+        <w:pStyle w:val="ListParagraph"/>
+        <w:numPr>
+          <w:ilvl w:val="0"/>
+          <w:numId w:val="10"/>
+        </w:numPr>
+        <w:spacing w:before="120" w:after="60"/>
         <w:rPr>
           <w:rFonts w:ascii="Aptos" w:hAnsi="Aptos"/>
           <w:bCs/>
@@ -222,18 +390,16 @@
           <w:color w:val="101820"/>
           <w:sz w:val="20"/>
           <w:szCs w:val="20"/>
+          <w:lang/>
         </w:rPr>
-        <w:t>Excellent web flatness</w:t>
+        <w:t>Suitable for high-quality printing</w:t>
       </w:r>
     </w:p>
     <w:p>
       <w:pPr>
         <w:pStyle w:val="ListParagraph"/>
-        <w:numPr>
-          <w:ilvl w:val="0"/>
-          <w:numId w:val="1"/>
-        </w:numPr>
-        <w:spacing w:after="0"/>
+        <w:spacing w:before="120" w:after="60"/>
+        <w:ind w:left="0"/>
         <w:rPr>
           <w:rFonts w:ascii="Aptos" w:hAnsi="Aptos"/>
           <w:bCs/>
@@ -244,110 +410,9 @@
       </w:pPr>
       <w:r>
         <w:rPr>
-          <w:rFonts w:ascii="Aptos" w:hAnsi="Aptos"/>
-          <w:bCs/>
-          <w:color w:val="101820"/>
-          <w:sz w:val="20"/>
-          <w:szCs w:val="20"/>
-        </w:rPr>
-        <w:t>High gloss on treated surface</w:t>
-      </w:r>
-    </w:p>
-    <w:p>
-      <w:pPr>
-        <w:pStyle w:val="ListParagraph"/>
-        <w:numPr>
-          <w:ilvl w:val="0"/>
-          <w:numId w:val="1"/>
-        </w:numPr>
-        <w:spacing w:after="0"/>
-        <w:rPr>
-          <w:rFonts w:ascii="Aptos" w:hAnsi="Aptos"/>
-          <w:bCs/>
-          <w:color w:val="101820"/>
-          <w:sz w:val="20"/>
-          <w:szCs w:val="20"/>
-        </w:rPr>
-      </w:pPr>
-      <w:r>
-        <w:rPr>
-          <w:rFonts w:ascii="Aptos" w:hAnsi="Aptos"/>
-          <w:bCs/>
-          <w:color w:val="101820"/>
-          <w:sz w:val="20"/>
-          <w:szCs w:val="20"/>
-        </w:rPr>
-        <w:t>Rotogravure &amp; flexographic printing</w:t>
-      </w:r>
-    </w:p>
-    <w:p>
-      <w:pPr>
-        <w:pStyle w:val="ListParagraph"/>
-        <w:numPr>
-          <w:ilvl w:val="0"/>
-          <w:numId w:val="1"/>
-        </w:numPr>
-        <w:spacing w:after="0"/>
-        <w:rPr>
-          <w:rFonts w:ascii="Aptos" w:hAnsi="Aptos"/>
-          <w:bCs/>
-          <w:color w:val="101820"/>
-          <w:sz w:val="20"/>
-          <w:szCs w:val="20"/>
-        </w:rPr>
-      </w:pPr>
-      <w:r>
-        <w:rPr>
-          <w:rFonts w:ascii="Aptos" w:hAnsi="Aptos"/>
-          <w:bCs/>
-          <w:color w:val="101820"/>
-          <w:sz w:val="20"/>
-          <w:szCs w:val="20"/>
-        </w:rPr>
-        <w:t>High mechanical properties</w:t>
-      </w:r>
-    </w:p>
-    <w:p>
-      <w:pPr>
-        <w:pStyle w:val="ListParagraph"/>
-        <w:numPr>
-          <w:ilvl w:val="0"/>
-          <w:numId w:val="1"/>
-        </w:numPr>
-        <w:spacing w:before="120" w:after="60"/>
-        <w:rPr>
-          <w:bCs/>
-          <w:sz w:val="20"/>
-          <w:szCs w:val="20"/>
-        </w:rPr>
-      </w:pPr>
-      <w:r>
-        <w:rPr>
-          <w:rFonts w:ascii="Aptos" w:hAnsi="Aptos"/>
-          <w:bCs/>
-          <w:color w:val="101820"/>
-          <w:sz w:val="20"/>
-          <w:szCs w:val="20"/>
-        </w:rPr>
-        <w:t>High stiffness</w:t>
-      </w:r>
-    </w:p>
-    <w:p>
-      <w:pPr>
-        <w:spacing w:before="120" w:after="60"/>
-        <w:rPr>
           <w:rFonts w:ascii="Aptos Display" w:hAnsi="Aptos Display"/>
           <w:b/>
-          <w:color w:val="F2A51A"/>
-          <w:sz w:val="20"/>
-          <w:szCs w:val="20"/>
-        </w:rPr>
-      </w:pPr>
-      <w:r>
-        <w:rPr>
-          <w:rFonts w:ascii="Aptos Display" w:hAnsi="Aptos Display"/>
-          <w:b/>
-          <w:color w:val="F2A51A"/>
+          <w:color w:val="FC6B00"/>
           <w:sz w:val="20"/>
           <w:szCs w:val="20"/>
         </w:rPr>
@@ -359,9 +424,8 @@
         <w:pStyle w:val="ListParagraph"/>
         <w:numPr>
           <w:ilvl w:val="0"/>
-          <w:numId w:val="2"/>
+          <w:numId w:val="6"/>
         </w:numPr>
-        <w:spacing w:before="120" w:after="60"/>
         <w:rPr>
           <w:rFonts w:ascii="Aptos Display" w:hAnsi="Aptos Display"/>
           <w:bCs/>
@@ -376,7 +440,7 @@
           <w:sz w:val="20"/>
           <w:szCs w:val="20"/>
         </w:rPr>
-        <w:t>Wrap-Around Labels</w:t>
+        <w:t xml:space="preserve">General-purpose packaging </w:t>
       </w:r>
     </w:p>
     <w:p>
@@ -384,9 +448,8 @@
         <w:pStyle w:val="ListParagraph"/>
         <w:numPr>
           <w:ilvl w:val="0"/>
-          <w:numId w:val="2"/>
+          <w:numId w:val="6"/>
         </w:numPr>
-        <w:spacing w:before="120" w:after="60"/>
         <w:rPr>
           <w:rFonts w:ascii="Aptos Display" w:hAnsi="Aptos Display"/>
           <w:bCs/>
@@ -401,7 +464,7 @@
           <w:sz w:val="20"/>
           <w:szCs w:val="20"/>
         </w:rPr>
-        <w:t>Over-Wrap</w:t>
+        <w:t>General-purpose packaging</w:t>
       </w:r>
     </w:p>
     <w:p>
@@ -409,9 +472,8 @@
         <w:pStyle w:val="ListParagraph"/>
         <w:numPr>
           <w:ilvl w:val="0"/>
-          <w:numId w:val="2"/>
+          <w:numId w:val="6"/>
         </w:numPr>
-        <w:spacing w:before="120" w:after="60"/>
         <w:rPr>
           <w:rFonts w:ascii="Aptos Display" w:hAnsi="Aptos Display"/>
           <w:bCs/>
@@ -426,7 +488,7 @@
           <w:sz w:val="20"/>
           <w:szCs w:val="20"/>
         </w:rPr>
-        <w:t>Bottle &amp; Container Labels</w:t>
+        <w:t>Lamination applications</w:t>
       </w:r>
     </w:p>
     <w:p>
@@ -434,9 +496,8 @@
         <w:pStyle w:val="ListParagraph"/>
         <w:numPr>
           <w:ilvl w:val="0"/>
-          <w:numId w:val="2"/>
+          <w:numId w:val="6"/>
         </w:numPr>
-        <w:spacing w:before="120" w:after="60"/>
         <w:rPr>
           <w:rFonts w:ascii="Aptos Display" w:hAnsi="Aptos Display"/>
           <w:bCs/>
@@ -451,7 +512,7 @@
           <w:sz w:val="20"/>
           <w:szCs w:val="20"/>
         </w:rPr>
-        <w:t>Food &amp; Beverage Labels</w:t>
+        <w:t>High-quality rotogravure printing</w:t>
       </w:r>
     </w:p>
     <w:p>
@@ -459,9 +520,8 @@
         <w:pStyle w:val="ListParagraph"/>
         <w:numPr>
           <w:ilvl w:val="0"/>
-          <w:numId w:val="2"/>
+          <w:numId w:val="6"/>
         </w:numPr>
-        <w:spacing w:before="120" w:after="60"/>
         <w:rPr>
           <w:rFonts w:ascii="Aptos Display" w:hAnsi="Aptos Display"/>
           <w:bCs/>
@@ -476,36 +536,19 @@
           <w:sz w:val="20"/>
           <w:szCs w:val="20"/>
         </w:rPr>
-        <w:t>Household Product Labels</w:t>
+        <w:t>Flexographic printing</w:t>
       </w:r>
     </w:p>
     <w:p>
       <w:pPr>
-        <w:pStyle w:val="ListParagraph"/>
-        <w:numPr>
-          <w:ilvl w:val="0"/>
-          <w:numId w:val="2"/>
-        </w:numPr>
         <w:spacing w:before="120" w:after="60"/>
         <w:rPr>
           <w:rFonts w:ascii="Aptos Display" w:hAnsi="Aptos Display"/>
-          <w:bCs/>
+          <w:b/>
+          <w:color w:val="FC6B00"/>
           <w:sz w:val="20"/>
           <w:szCs w:val="20"/>
         </w:rPr>
-      </w:pPr>
-      <w:r>
-        <w:rPr>
-          <w:rFonts w:ascii="Aptos Display" w:hAnsi="Aptos Display"/>
-          <w:bCs/>
-          <w:sz w:val="20"/>
-          <w:szCs w:val="20"/>
-        </w:rPr>
-        <w:t>Personal Care Labels</w:t>
-      </w:r>
-    </w:p>
-    <w:p>
-      <w:pPr>
         <w:sectPr>
           <w:type w:val="continuous"/>
           <w:pgSz w:w="11906" w:h="16838"/>
@@ -521,7 +564,7 @@
         <w:rPr>
           <w:rFonts w:ascii="Aptos Display" w:hAnsi="Aptos Display"/>
           <w:b/>
-          <w:color w:val="F2A51A"/>
+          <w:color w:val="FC6B00"/>
           <w:sz w:val="20"/>
           <w:szCs w:val="20"/>
         </w:rPr>
@@ -530,7 +573,7 @@
         <w:rPr>
           <w:rFonts w:ascii="Aptos Display" w:hAnsi="Aptos Display"/>
           <w:b/>
-          <w:color w:val="F2A51A"/>
+          <w:color w:val="FC6B00"/>
           <w:sz w:val="20"/>
           <w:szCs w:val="20"/>
         </w:rPr>
@@ -552,12 +595,13 @@
         <w:tblLook w:val="04A0" w:firstRow="1" w:lastRow="0" w:firstColumn="1" w:lastColumn="0" w:noHBand="0" w:noVBand="1"/>
       </w:tblPr>
       <w:tblGrid>
-        <w:gridCol w:w="2673"/>
+        <w:gridCol w:w="2672"/>
         <w:gridCol w:w="993"/>
-        <w:gridCol w:w="850"/>
-        <w:gridCol w:w="1985"/>
-        <w:gridCol w:w="1984"/>
-        <w:gridCol w:w="1846"/>
+        <w:gridCol w:w="980"/>
+        <w:gridCol w:w="1322"/>
+        <w:gridCol w:w="1322"/>
+        <w:gridCol w:w="1322"/>
+        <w:gridCol w:w="1845"/>
       </w:tblGrid>
       <w:tr>
         <w:trPr>
@@ -566,7 +610,7 @@
         </w:trPr>
         <w:tc>
           <w:tcPr>
-            <w:tcW w:w="3666" w:type="dxa"/>
+            <w:tcW w:w="3665" w:type="dxa"/>
             <w:gridSpan w:val="2"/>
             <w:shd w:val="clear" w:color="auto" w:fill="101820"/>
             <w:vAlign w:val="center"/>
@@ -593,7 +637,7 @@
         </w:tc>
         <w:tc>
           <w:tcPr>
-            <w:tcW w:w="850" w:type="dxa"/>
+            <w:tcW w:w="980" w:type="dxa"/>
             <w:shd w:val="clear" w:color="auto" w:fill="101820"/>
             <w:vAlign w:val="center"/>
           </w:tcPr>
@@ -620,8 +664,8 @@
         </w:tc>
         <w:tc>
           <w:tcPr>
-            <w:tcW w:w="3969" w:type="dxa"/>
-            <w:gridSpan w:val="2"/>
+            <w:tcW w:w="3966" w:type="dxa"/>
+            <w:gridSpan w:val="3"/>
             <w:shd w:val="clear" w:color="auto" w:fill="101820"/>
             <w:vAlign w:val="center"/>
           </w:tcPr>
@@ -648,7 +692,7 @@
         </w:tc>
         <w:tc>
           <w:tcPr>
-            <w:tcW w:w="1846" w:type="dxa"/>
+            <w:tcW w:w="1845" w:type="dxa"/>
             <w:shd w:val="clear" w:color="auto" w:fill="101820"/>
             <w:vAlign w:val="center"/>
           </w:tcPr>
@@ -681,7 +725,7 @@
         </w:trPr>
         <w:tc>
           <w:tcPr>
-            <w:tcW w:w="3666" w:type="dxa"/>
+            <w:tcW w:w="3665" w:type="dxa"/>
             <w:gridSpan w:val="2"/>
             <w:vAlign w:val="center"/>
           </w:tcPr>
@@ -707,12 +751,13 @@
         </w:tc>
         <w:tc>
           <w:tcPr>
-            <w:tcW w:w="850" w:type="dxa"/>
-            <w:vAlign w:val="center"/>
-          </w:tcPr>
-          <w:p>
-            <w:pPr>
-              <w:spacing w:after="0" w:line="360" w:lineRule="auto"/>
+            <w:tcW w:w="980" w:type="dxa"/>
+            <w:vAlign w:val="center"/>
+          </w:tcPr>
+          <w:p>
+            <w:pPr>
+              <w:spacing w:after="0" w:line="360" w:lineRule="auto"/>
+              <w:jc w:val="center"/>
               <w:rPr>
                 <w:sz w:val="20"/>
                 <w:szCs w:val="20"/>
@@ -731,7 +776,7 @@
         </w:tc>
         <w:tc>
           <w:tcPr>
-            <w:tcW w:w="1985" w:type="dxa"/>
+            <w:tcW w:w="1322" w:type="dxa"/>
             <w:vAlign w:val="center"/>
           </w:tcPr>
           <w:p>
@@ -750,13 +795,13 @@
                 <w:sz w:val="20"/>
                 <w:szCs w:val="20"/>
               </w:rPr>
-              <w:t>38</w:t>
-            </w:r>
-          </w:p>
-        </w:tc>
-        <w:tc>
-          <w:tcPr>
-            <w:tcW w:w="1984" w:type="dxa"/>
+              <w:t>20</w:t>
+            </w:r>
+          </w:p>
+        </w:tc>
+        <w:tc>
+          <w:tcPr>
+            <w:tcW w:w="1322" w:type="dxa"/>
             <w:vAlign w:val="center"/>
           </w:tcPr>
           <w:p>
@@ -775,13 +820,38 @@
                 <w:sz w:val="20"/>
                 <w:szCs w:val="20"/>
               </w:rPr>
-              <w:t>47</w:t>
-            </w:r>
-          </w:p>
-        </w:tc>
-        <w:tc>
-          <w:tcPr>
-            <w:tcW w:w="1846" w:type="dxa"/>
+              <w:t>25</w:t>
+            </w:r>
+          </w:p>
+        </w:tc>
+        <w:tc>
+          <w:tcPr>
+            <w:tcW w:w="1322" w:type="dxa"/>
+            <w:vAlign w:val="center"/>
+          </w:tcPr>
+          <w:p>
+            <w:pPr>
+              <w:spacing w:after="0" w:line="360" w:lineRule="auto"/>
+              <w:jc w:val="center"/>
+              <w:rPr>
+                <w:sz w:val="20"/>
+                <w:szCs w:val="20"/>
+              </w:rPr>
+            </w:pPr>
+            <w:r>
+              <w:rPr>
+                <w:rFonts w:ascii="Aptos" w:hAnsi="Aptos"/>
+                <w:color w:val="101820"/>
+                <w:sz w:val="20"/>
+                <w:szCs w:val="20"/>
+              </w:rPr>
+              <w:t>30</w:t>
+            </w:r>
+          </w:p>
+        </w:tc>
+        <w:tc>
+          <w:tcPr>
+            <w:tcW w:w="1845" w:type="dxa"/>
             <w:vAlign w:val="center"/>
           </w:tcPr>
           <w:p>
@@ -811,7 +881,7 @@
         </w:trPr>
         <w:tc>
           <w:tcPr>
-            <w:tcW w:w="3666" w:type="dxa"/>
+            <w:tcW w:w="3665" w:type="dxa"/>
             <w:gridSpan w:val="2"/>
             <w:vAlign w:val="center"/>
           </w:tcPr>
@@ -837,12 +907,13 @@
         </w:tc>
         <w:tc>
           <w:tcPr>
-            <w:tcW w:w="850" w:type="dxa"/>
-            <w:vAlign w:val="center"/>
-          </w:tcPr>
-          <w:p>
-            <w:pPr>
-              <w:spacing w:after="0" w:line="360" w:lineRule="auto"/>
+            <w:tcW w:w="980" w:type="dxa"/>
+            <w:vAlign w:val="center"/>
+          </w:tcPr>
+          <w:p>
+            <w:pPr>
+              <w:spacing w:after="0" w:line="360" w:lineRule="auto"/>
+              <w:jc w:val="center"/>
               <w:rPr>
                 <w:sz w:val="20"/>
                 <w:szCs w:val="20"/>
@@ -861,7 +932,7 @@
         </w:tc>
         <w:tc>
           <w:tcPr>
-            <w:tcW w:w="1985" w:type="dxa"/>
+            <w:tcW w:w="1322" w:type="dxa"/>
             <w:vAlign w:val="center"/>
           </w:tcPr>
           <w:p>
@@ -875,18 +946,16 @@
             </w:pPr>
             <w:r>
               <w:rPr>
-                <w:rFonts w:ascii="Aptos" w:hAnsi="Aptos"/>
-                <w:color w:val="101820"/>
-                <w:sz w:val="20"/>
-                <w:szCs w:val="20"/>
-              </w:rPr>
-              <w:t>23.6</w:t>
-            </w:r>
-          </w:p>
-        </w:tc>
-        <w:tc>
-          <w:tcPr>
-            <w:tcW w:w="1984" w:type="dxa"/>
+                <w:sz w:val="20"/>
+                <w:szCs w:val="20"/>
+              </w:rPr>
+              <w:t>18.2</w:t>
+            </w:r>
+          </w:p>
+        </w:tc>
+        <w:tc>
+          <w:tcPr>
+            <w:tcW w:w="1322" w:type="dxa"/>
             <w:vAlign w:val="center"/>
           </w:tcPr>
           <w:p>
@@ -900,18 +969,46 @@
             </w:pPr>
             <w:r>
               <w:rPr>
-                <w:rFonts w:ascii="Aptos" w:hAnsi="Aptos"/>
-                <w:color w:val="101820"/>
-                <w:sz w:val="20"/>
-                <w:szCs w:val="20"/>
-              </w:rPr>
-              <w:t>32</w:t>
-            </w:r>
-          </w:p>
-        </w:tc>
-        <w:tc>
-          <w:tcPr>
-            <w:tcW w:w="1846" w:type="dxa"/>
+                <w:sz w:val="20"/>
+                <w:szCs w:val="20"/>
+              </w:rPr>
+              <w:t>22.</w:t>
+            </w:r>
+            <w:r>
+              <w:rPr>
+                <w:sz w:val="20"/>
+                <w:szCs w:val="20"/>
+              </w:rPr>
+              <w:t>7</w:t>
+            </w:r>
+          </w:p>
+        </w:tc>
+        <w:tc>
+          <w:tcPr>
+            <w:tcW w:w="1322" w:type="dxa"/>
+            <w:vAlign w:val="center"/>
+          </w:tcPr>
+          <w:p>
+            <w:pPr>
+              <w:spacing w:after="0" w:line="360" w:lineRule="auto"/>
+              <w:jc w:val="center"/>
+              <w:rPr>
+                <w:sz w:val="20"/>
+                <w:szCs w:val="20"/>
+              </w:rPr>
+            </w:pPr>
+            <w:r>
+              <w:rPr>
+                <w:sz w:val="20"/>
+                <w:szCs w:val="20"/>
+              </w:rPr>
+              <w:t>27.3</w:t>
+            </w:r>
+          </w:p>
+        </w:tc>
+        <w:tc>
+          <w:tcPr>
+            <w:tcW w:w="1845" w:type="dxa"/>
             <w:vAlign w:val="center"/>
           </w:tcPr>
           <w:p>
@@ -941,7 +1038,7 @@
         </w:trPr>
         <w:tc>
           <w:tcPr>
-            <w:tcW w:w="3666" w:type="dxa"/>
+            <w:tcW w:w="3665" w:type="dxa"/>
             <w:gridSpan w:val="2"/>
             <w:vAlign w:val="center"/>
           </w:tcPr>
@@ -967,12 +1064,13 @@
         </w:tc>
         <w:tc>
           <w:tcPr>
-            <w:tcW w:w="850" w:type="dxa"/>
-            <w:vAlign w:val="center"/>
-          </w:tcPr>
-          <w:p>
-            <w:pPr>
-              <w:spacing w:after="0" w:line="360" w:lineRule="auto"/>
+            <w:tcW w:w="980" w:type="dxa"/>
+            <w:vAlign w:val="center"/>
+          </w:tcPr>
+          <w:p>
+            <w:pPr>
+              <w:spacing w:after="0" w:line="360" w:lineRule="auto"/>
+              <w:jc w:val="center"/>
               <w:rPr>
                 <w:sz w:val="20"/>
                 <w:szCs w:val="20"/>
@@ -991,7 +1089,7 @@
         </w:tc>
         <w:tc>
           <w:tcPr>
-            <w:tcW w:w="1985" w:type="dxa"/>
+            <w:tcW w:w="1322" w:type="dxa"/>
             <w:vAlign w:val="center"/>
           </w:tcPr>
           <w:p>
@@ -1005,18 +1103,16 @@
             </w:pPr>
             <w:r>
               <w:rPr>
-                <w:rFonts w:ascii="Aptos" w:hAnsi="Aptos"/>
-                <w:color w:val="101820"/>
-                <w:sz w:val="20"/>
-                <w:szCs w:val="20"/>
-              </w:rPr>
-              <w:t>42.4</w:t>
-            </w:r>
-          </w:p>
-        </w:tc>
-        <w:tc>
-          <w:tcPr>
-            <w:tcW w:w="1984" w:type="dxa"/>
+                <w:sz w:val="20"/>
+                <w:szCs w:val="20"/>
+              </w:rPr>
+              <w:t>54.9</w:t>
+            </w:r>
+          </w:p>
+        </w:tc>
+        <w:tc>
+          <w:tcPr>
+            <w:tcW w:w="1322" w:type="dxa"/>
             <w:vAlign w:val="center"/>
           </w:tcPr>
           <w:p>
@@ -1030,18 +1126,39 @@
             </w:pPr>
             <w:r>
               <w:rPr>
-                <w:rFonts w:ascii="Aptos" w:hAnsi="Aptos"/>
-                <w:color w:val="101820"/>
-                <w:sz w:val="20"/>
-                <w:szCs w:val="20"/>
-              </w:rPr>
-              <w:t>31.25</w:t>
-            </w:r>
-          </w:p>
-        </w:tc>
-        <w:tc>
-          <w:tcPr>
-            <w:tcW w:w="1846" w:type="dxa"/>
+                <w:sz w:val="20"/>
+                <w:szCs w:val="20"/>
+              </w:rPr>
+              <w:t>44</w:t>
+            </w:r>
+          </w:p>
+        </w:tc>
+        <w:tc>
+          <w:tcPr>
+            <w:tcW w:w="1322" w:type="dxa"/>
+            <w:vAlign w:val="center"/>
+          </w:tcPr>
+          <w:p>
+            <w:pPr>
+              <w:spacing w:after="0" w:line="360" w:lineRule="auto"/>
+              <w:jc w:val="center"/>
+              <w:rPr>
+                <w:sz w:val="20"/>
+                <w:szCs w:val="20"/>
+              </w:rPr>
+            </w:pPr>
+            <w:r>
+              <w:rPr>
+                <w:sz w:val="20"/>
+                <w:szCs w:val="20"/>
+              </w:rPr>
+              <w:t>36.6</w:t>
+            </w:r>
+          </w:p>
+        </w:tc>
+        <w:tc>
+          <w:tcPr>
+            <w:tcW w:w="1845" w:type="dxa"/>
             <w:vAlign w:val="center"/>
           </w:tcPr>
           <w:p>
@@ -1071,7 +1188,7 @@
         </w:trPr>
         <w:tc>
           <w:tcPr>
-            <w:tcW w:w="3666" w:type="dxa"/>
+            <w:tcW w:w="3665" w:type="dxa"/>
             <w:gridSpan w:val="2"/>
             <w:vAlign w:val="center"/>
           </w:tcPr>
@@ -1079,50 +1196,28 @@
             <w:pPr>
               <w:spacing w:after="0" w:line="360" w:lineRule="auto"/>
               <w:rPr>
-                <w:sz w:val="20"/>
-                <w:szCs w:val="20"/>
-              </w:rPr>
-            </w:pPr>
-            <w:r>
-              <w:rPr>
                 <w:rFonts w:ascii="Aptos" w:hAnsi="Aptos"/>
                 <w:b/>
                 <w:color w:val="101820"/>
                 <w:sz w:val="20"/>
                 <w:szCs w:val="20"/>
               </w:rPr>
-              <w:t>Density</w:t>
-            </w:r>
-          </w:p>
-        </w:tc>
-        <w:tc>
-          <w:tcPr>
-            <w:tcW w:w="850" w:type="dxa"/>
-            <w:vAlign w:val="center"/>
-          </w:tcPr>
-          <w:p>
-            <w:pPr>
-              <w:spacing w:after="0" w:line="360" w:lineRule="auto"/>
-              <w:rPr>
-                <w:sz w:val="20"/>
-                <w:szCs w:val="20"/>
-              </w:rPr>
-            </w:pPr>
-            <w:r>
-              <w:rPr>
-                <w:rFonts w:ascii="Aptos" w:hAnsi="Aptos"/>
-                <w:color w:val="101820"/>
-                <w:sz w:val="20"/>
-                <w:szCs w:val="20"/>
-              </w:rPr>
-              <w:t>g/cm³</w:t>
-            </w:r>
-          </w:p>
-        </w:tc>
-        <w:tc>
-          <w:tcPr>
-            <w:tcW w:w="3969" w:type="dxa"/>
-            <w:gridSpan w:val="2"/>
+            </w:pPr>
+            <w:r>
+              <w:rPr>
+                <w:rFonts w:ascii="Aptos" w:hAnsi="Aptos"/>
+                <w:b/>
+                <w:color w:val="101820"/>
+                <w:sz w:val="20"/>
+                <w:szCs w:val="20"/>
+              </w:rPr>
+              <w:t>Wetting Tension</w:t>
+            </w:r>
+          </w:p>
+        </w:tc>
+        <w:tc>
+          <w:tcPr>
+            <w:tcW w:w="980" w:type="dxa"/>
             <w:vAlign w:val="center"/>
           </w:tcPr>
           <w:p>
@@ -1130,24 +1225,38 @@
               <w:spacing w:after="0" w:line="360" w:lineRule="auto"/>
               <w:jc w:val="center"/>
               <w:rPr>
-                <w:sz w:val="20"/>
-                <w:szCs w:val="20"/>
-              </w:rPr>
-            </w:pPr>
-            <w:r>
-              <w:rPr>
-                <w:rFonts w:ascii="Aptos" w:hAnsi="Aptos"/>
-                <w:color w:val="101820"/>
-                <w:sz w:val="20"/>
-                <w:szCs w:val="20"/>
-              </w:rPr>
-              <w:t>0.68</w:t>
-            </w:r>
-          </w:p>
-        </w:tc>
-        <w:tc>
-          <w:tcPr>
-            <w:tcW w:w="1846" w:type="dxa"/>
+                <w:rFonts w:ascii="Aptos" w:hAnsi="Aptos"/>
+                <w:color w:val="101820"/>
+                <w:sz w:val="20"/>
+                <w:szCs w:val="20"/>
+              </w:rPr>
+            </w:pPr>
+            <w:proofErr w:type="spellStart"/>
+            <w:r>
+              <w:rPr>
+                <w:rFonts w:ascii="Aptos" w:hAnsi="Aptos"/>
+                <w:color w:val="101820"/>
+                <w:sz w:val="20"/>
+                <w:szCs w:val="20"/>
+              </w:rPr>
+              <w:t>mN</w:t>
+            </w:r>
+            <w:proofErr w:type="spellEnd"/>
+            <w:r>
+              <w:rPr>
+                <w:rFonts w:ascii="Aptos" w:hAnsi="Aptos"/>
+                <w:color w:val="101820"/>
+                <w:sz w:val="20"/>
+                <w:szCs w:val="20"/>
+              </w:rPr>
+              <w:t>/m</w:t>
+            </w:r>
+          </w:p>
+        </w:tc>
+        <w:tc>
+          <w:tcPr>
+            <w:tcW w:w="3966" w:type="dxa"/>
+            <w:gridSpan w:val="3"/>
             <w:vAlign w:val="center"/>
           </w:tcPr>
           <w:p>
@@ -1155,18 +1264,46 @@
               <w:spacing w:after="0" w:line="360" w:lineRule="auto"/>
               <w:jc w:val="center"/>
               <w:rPr>
-                <w:sz w:val="20"/>
-                <w:szCs w:val="20"/>
-              </w:rPr>
-            </w:pPr>
-            <w:r>
-              <w:rPr>
-                <w:rFonts w:ascii="Aptos" w:hAnsi="Aptos"/>
-                <w:color w:val="101820"/>
-                <w:sz w:val="20"/>
-                <w:szCs w:val="20"/>
-              </w:rPr>
-              <w:t>—</w:t>
+                <w:rFonts w:ascii="Aptos" w:hAnsi="Aptos"/>
+                <w:color w:val="101820"/>
+                <w:sz w:val="20"/>
+                <w:szCs w:val="20"/>
+              </w:rPr>
+            </w:pPr>
+            <w:r>
+              <w:rPr>
+                <w:rFonts w:ascii="Aptos" w:hAnsi="Aptos"/>
+                <w:color w:val="101820"/>
+                <w:sz w:val="20"/>
+                <w:szCs w:val="20"/>
+              </w:rPr>
+              <w:t>≥ 38</w:t>
+            </w:r>
+          </w:p>
+        </w:tc>
+        <w:tc>
+          <w:tcPr>
+            <w:tcW w:w="1845" w:type="dxa"/>
+            <w:vAlign w:val="center"/>
+          </w:tcPr>
+          <w:p>
+            <w:pPr>
+              <w:spacing w:after="0" w:line="360" w:lineRule="auto"/>
+              <w:rPr>
+                <w:rFonts w:ascii="Aptos" w:hAnsi="Aptos"/>
+                <w:color w:val="101820"/>
+                <w:sz w:val="20"/>
+                <w:szCs w:val="20"/>
+              </w:rPr>
+            </w:pPr>
+            <w:r>
+              <w:rPr>
+                <w:rFonts w:ascii="Aptos" w:hAnsi="Aptos"/>
+                <w:color w:val="101820"/>
+                <w:sz w:val="20"/>
+                <w:szCs w:val="20"/>
+              </w:rPr>
+              <w:t>ASTM D2578</w:t>
             </w:r>
           </w:p>
         </w:tc>
@@ -1178,7 +1315,7 @@
         </w:trPr>
         <w:tc>
           <w:tcPr>
-            <w:tcW w:w="3666" w:type="dxa"/>
+            <w:tcW w:w="3665" w:type="dxa"/>
             <w:gridSpan w:val="2"/>
             <w:vAlign w:val="center"/>
           </w:tcPr>
@@ -1201,51 +1338,13 @@
                 <w:sz w:val="20"/>
                 <w:szCs w:val="20"/>
               </w:rPr>
-              <w:t>Wetting Tension</w:t>
-            </w:r>
-          </w:p>
-        </w:tc>
-        <w:tc>
-          <w:tcPr>
-            <w:tcW w:w="850" w:type="dxa"/>
-            <w:vAlign w:val="center"/>
-          </w:tcPr>
-          <w:p>
-            <w:pPr>
-              <w:spacing w:after="0" w:line="360" w:lineRule="auto"/>
-              <w:rPr>
-                <w:rFonts w:ascii="Aptos" w:hAnsi="Aptos"/>
-                <w:color w:val="101820"/>
-                <w:sz w:val="20"/>
-                <w:szCs w:val="20"/>
-              </w:rPr>
-            </w:pPr>
-            <w:proofErr w:type="spellStart"/>
-            <w:r>
-              <w:rPr>
-                <w:rFonts w:ascii="Aptos" w:hAnsi="Aptos"/>
-                <w:color w:val="101820"/>
-                <w:sz w:val="20"/>
-                <w:szCs w:val="20"/>
-              </w:rPr>
-              <w:t>mN</w:t>
-            </w:r>
-            <w:proofErr w:type="spellEnd"/>
-            <w:r>
-              <w:rPr>
-                <w:rFonts w:ascii="Aptos" w:hAnsi="Aptos"/>
-                <w:color w:val="101820"/>
-                <w:sz w:val="20"/>
-                <w:szCs w:val="20"/>
-              </w:rPr>
-              <w:t>/m</w:t>
-            </w:r>
-          </w:p>
-        </w:tc>
-        <w:tc>
-          <w:tcPr>
-            <w:tcW w:w="3969" w:type="dxa"/>
-            <w:gridSpan w:val="2"/>
+              <w:t>Opacity</w:t>
+            </w:r>
+          </w:p>
+        </w:tc>
+        <w:tc>
+          <w:tcPr>
+            <w:tcW w:w="980" w:type="dxa"/>
             <w:vAlign w:val="center"/>
           </w:tcPr>
           <w:p>
@@ -1266,33 +1365,112 @@
                 <w:sz w:val="20"/>
                 <w:szCs w:val="20"/>
               </w:rPr>
-              <w:t>≥ 38</w:t>
-            </w:r>
-          </w:p>
-        </w:tc>
-        <w:tc>
-          <w:tcPr>
-            <w:tcW w:w="1846" w:type="dxa"/>
-            <w:vAlign w:val="center"/>
-          </w:tcPr>
-          <w:p>
-            <w:pPr>
-              <w:spacing w:after="0" w:line="360" w:lineRule="auto"/>
-              <w:rPr>
-                <w:rFonts w:ascii="Aptos" w:hAnsi="Aptos"/>
-                <w:color w:val="101820"/>
-                <w:sz w:val="20"/>
-                <w:szCs w:val="20"/>
-              </w:rPr>
-            </w:pPr>
-            <w:r>
-              <w:rPr>
-                <w:rFonts w:ascii="Aptos" w:hAnsi="Aptos"/>
-                <w:color w:val="101820"/>
-                <w:sz w:val="20"/>
-                <w:szCs w:val="20"/>
-              </w:rPr>
-              <w:t>ASTM D2578</w:t>
+              <w:t>%</w:t>
+            </w:r>
+          </w:p>
+        </w:tc>
+        <w:tc>
+          <w:tcPr>
+            <w:tcW w:w="1322" w:type="dxa"/>
+            <w:vAlign w:val="center"/>
+          </w:tcPr>
+          <w:p>
+            <w:pPr>
+              <w:spacing w:after="0" w:line="360" w:lineRule="auto"/>
+              <w:jc w:val="center"/>
+              <w:rPr>
+                <w:rFonts w:ascii="Aptos" w:hAnsi="Aptos"/>
+                <w:color w:val="101820"/>
+                <w:sz w:val="20"/>
+                <w:szCs w:val="20"/>
+              </w:rPr>
+            </w:pPr>
+            <w:r>
+              <w:rPr>
+                <w:sz w:val="20"/>
+                <w:szCs w:val="20"/>
+              </w:rPr>
+              <w:t>1.8</w:t>
+            </w:r>
+          </w:p>
+        </w:tc>
+        <w:tc>
+          <w:tcPr>
+            <w:tcW w:w="1322" w:type="dxa"/>
+            <w:vAlign w:val="center"/>
+          </w:tcPr>
+          <w:p>
+            <w:pPr>
+              <w:spacing w:after="0" w:line="360" w:lineRule="auto"/>
+              <w:jc w:val="center"/>
+              <w:rPr>
+                <w:rFonts w:ascii="Aptos" w:hAnsi="Aptos"/>
+                <w:color w:val="101820"/>
+                <w:sz w:val="20"/>
+                <w:szCs w:val="20"/>
+              </w:rPr>
+            </w:pPr>
+            <w:r>
+              <w:rPr>
+                <w:rFonts w:ascii="Aptos" w:hAnsi="Aptos"/>
+                <w:color w:val="101820"/>
+                <w:sz w:val="20"/>
+                <w:szCs w:val="20"/>
+              </w:rPr>
+              <w:t>2.2</w:t>
+            </w:r>
+          </w:p>
+        </w:tc>
+        <w:tc>
+          <w:tcPr>
+            <w:tcW w:w="1322" w:type="dxa"/>
+            <w:vAlign w:val="center"/>
+          </w:tcPr>
+          <w:p>
+            <w:pPr>
+              <w:spacing w:after="0" w:line="360" w:lineRule="auto"/>
+              <w:jc w:val="center"/>
+              <w:rPr>
+                <w:rFonts w:ascii="Aptos" w:hAnsi="Aptos"/>
+                <w:color w:val="101820"/>
+                <w:sz w:val="20"/>
+                <w:szCs w:val="20"/>
+              </w:rPr>
+            </w:pPr>
+            <w:r>
+              <w:rPr>
+                <w:rFonts w:ascii="Aptos" w:hAnsi="Aptos"/>
+                <w:color w:val="101820"/>
+                <w:sz w:val="20"/>
+                <w:szCs w:val="20"/>
+              </w:rPr>
+              <w:t>2.5</w:t>
+            </w:r>
+          </w:p>
+        </w:tc>
+        <w:tc>
+          <w:tcPr>
+            <w:tcW w:w="1845" w:type="dxa"/>
+            <w:vAlign w:val="center"/>
+          </w:tcPr>
+          <w:p>
+            <w:pPr>
+              <w:spacing w:after="0" w:line="360" w:lineRule="auto"/>
+              <w:rPr>
+                <w:rFonts w:ascii="Aptos" w:hAnsi="Aptos"/>
+                <w:color w:val="101820"/>
+                <w:sz w:val="20"/>
+                <w:szCs w:val="20"/>
+              </w:rPr>
+            </w:pPr>
+            <w:r>
+              <w:rPr>
+                <w:rFonts w:ascii="Aptos" w:hAnsi="Aptos"/>
+                <w:color w:val="101820"/>
+                <w:sz w:val="20"/>
+                <w:szCs w:val="20"/>
+              </w:rPr>
+              <w:t>DIN 53146</w:t>
             </w:r>
           </w:p>
         </w:tc>
@@ -1304,7 +1482,7 @@
         </w:trPr>
         <w:tc>
           <w:tcPr>
-            <w:tcW w:w="3666" w:type="dxa"/>
+            <w:tcW w:w="3665" w:type="dxa"/>
             <w:gridSpan w:val="2"/>
             <w:vAlign w:val="center"/>
           </w:tcPr>
@@ -1312,25 +1490,27 @@
             <w:pPr>
               <w:spacing w:after="0" w:line="360" w:lineRule="auto"/>
               <w:rPr>
-                <w:sz w:val="20"/>
-                <w:szCs w:val="20"/>
-              </w:rPr>
-            </w:pPr>
-            <w:r>
-              <w:rPr>
                 <w:rFonts w:ascii="Aptos" w:hAnsi="Aptos"/>
                 <w:b/>
                 <w:color w:val="101820"/>
                 <w:sz w:val="20"/>
                 <w:szCs w:val="20"/>
               </w:rPr>
-              <w:t>Whiteness Index</w:t>
-            </w:r>
-          </w:p>
-        </w:tc>
-        <w:tc>
-          <w:tcPr>
-            <w:tcW w:w="850" w:type="dxa"/>
+            </w:pPr>
+            <w:r>
+              <w:rPr>
+                <w:b/>
+                <w:bCs/>
+                <w:sz w:val="20"/>
+                <w:szCs w:val="20"/>
+              </w:rPr>
+              <w:t>Haze</w:t>
+            </w:r>
+          </w:p>
+        </w:tc>
+        <w:tc>
+          <w:tcPr>
+            <w:tcW w:w="980" w:type="dxa"/>
             <w:vAlign w:val="center"/>
           </w:tcPr>
           <w:p>
@@ -1338,24 +1518,24 @@
               <w:spacing w:after="0" w:line="360" w:lineRule="auto"/>
               <w:jc w:val="center"/>
               <w:rPr>
-                <w:sz w:val="20"/>
-                <w:szCs w:val="20"/>
-              </w:rPr>
-            </w:pPr>
-            <w:r>
-              <w:rPr>
-                <w:rFonts w:ascii="Aptos" w:hAnsi="Aptos"/>
-                <w:color w:val="101820"/>
-                <w:sz w:val="20"/>
-                <w:szCs w:val="20"/>
-              </w:rPr>
-              <w:t>—</w:t>
-            </w:r>
-          </w:p>
-        </w:tc>
-        <w:tc>
-          <w:tcPr>
-            <w:tcW w:w="1985" w:type="dxa"/>
+                <w:rFonts w:ascii="Aptos" w:hAnsi="Aptos"/>
+                <w:color w:val="101820"/>
+                <w:sz w:val="20"/>
+                <w:szCs w:val="20"/>
+              </w:rPr>
+            </w:pPr>
+            <w:r>
+              <w:rPr>
+                <w:sz w:val="20"/>
+                <w:szCs w:val="20"/>
+              </w:rPr>
+              <w:t>%</w:t>
+            </w:r>
+          </w:p>
+        </w:tc>
+        <w:tc>
+          <w:tcPr>
+            <w:tcW w:w="1322" w:type="dxa"/>
             <w:vAlign w:val="center"/>
           </w:tcPr>
           <w:p>
@@ -1363,24 +1543,26 @@
               <w:spacing w:after="0" w:line="360" w:lineRule="auto"/>
               <w:jc w:val="center"/>
               <w:rPr>
-                <w:sz w:val="20"/>
-                <w:szCs w:val="20"/>
-              </w:rPr>
-            </w:pPr>
-            <w:r>
-              <w:rPr>
-                <w:rFonts w:ascii="Aptos" w:hAnsi="Aptos"/>
-                <w:color w:val="101820"/>
-                <w:sz w:val="20"/>
-                <w:szCs w:val="20"/>
-              </w:rPr>
-              <w:t>90</w:t>
-            </w:r>
-          </w:p>
-        </w:tc>
-        <w:tc>
-          <w:tcPr>
-            <w:tcW w:w="1984" w:type="dxa"/>
+                <w:rFonts w:ascii="Aptos" w:hAnsi="Aptos"/>
+                <w:color w:val="101820"/>
+                <w:sz w:val="20"/>
+                <w:szCs w:val="20"/>
+              </w:rPr>
+            </w:pPr>
+            <w:r>
+              <w:rPr>
+                <w:rFonts w:ascii="Aptos" w:hAnsi="Aptos"/>
+                <w:color w:val="101820"/>
+                <w:sz w:val="20"/>
+                <w:szCs w:val="20"/>
+              </w:rPr>
+              <w:t>1.6</w:t>
+            </w:r>
+          </w:p>
+        </w:tc>
+        <w:tc>
+          <w:tcPr>
+            <w:tcW w:w="1322" w:type="dxa"/>
             <w:vAlign w:val="center"/>
           </w:tcPr>
           <w:p>
@@ -1388,24 +1570,26 @@
               <w:spacing w:after="0" w:line="360" w:lineRule="auto"/>
               <w:jc w:val="center"/>
               <w:rPr>
-                <w:sz w:val="20"/>
-                <w:szCs w:val="20"/>
-              </w:rPr>
-            </w:pPr>
-            <w:r>
-              <w:rPr>
-                <w:rFonts w:ascii="Aptos" w:hAnsi="Aptos"/>
-                <w:color w:val="101820"/>
-                <w:sz w:val="20"/>
-                <w:szCs w:val="20"/>
-              </w:rPr>
-              <w:t>92</w:t>
-            </w:r>
-          </w:p>
-        </w:tc>
-        <w:tc>
-          <w:tcPr>
-            <w:tcW w:w="1846" w:type="dxa"/>
+                <w:rFonts w:ascii="Aptos" w:hAnsi="Aptos"/>
+                <w:color w:val="101820"/>
+                <w:sz w:val="20"/>
+                <w:szCs w:val="20"/>
+              </w:rPr>
+            </w:pPr>
+            <w:r>
+              <w:rPr>
+                <w:rFonts w:ascii="Aptos" w:hAnsi="Aptos"/>
+                <w:color w:val="101820"/>
+                <w:sz w:val="20"/>
+                <w:szCs w:val="20"/>
+              </w:rPr>
+              <w:t>1.7</w:t>
+            </w:r>
+          </w:p>
+        </w:tc>
+        <w:tc>
+          <w:tcPr>
+            <w:tcW w:w="1322" w:type="dxa"/>
             <w:vAlign w:val="center"/>
           </w:tcPr>
           <w:p>
@@ -1413,18 +1597,55 @@
               <w:spacing w:after="0" w:line="360" w:lineRule="auto"/>
               <w:jc w:val="center"/>
               <w:rPr>
-                <w:sz w:val="20"/>
-                <w:szCs w:val="20"/>
-              </w:rPr>
-            </w:pPr>
-            <w:r>
-              <w:rPr>
-                <w:rFonts w:ascii="Aptos" w:hAnsi="Aptos"/>
-                <w:color w:val="101820"/>
-                <w:sz w:val="20"/>
-                <w:szCs w:val="20"/>
-              </w:rPr>
-              <w:t>—</w:t>
+                <w:rFonts w:ascii="Aptos" w:hAnsi="Aptos"/>
+                <w:color w:val="101820"/>
+                <w:sz w:val="20"/>
+                <w:szCs w:val="20"/>
+              </w:rPr>
+            </w:pPr>
+            <w:r>
+              <w:rPr>
+                <w:rFonts w:ascii="Aptos" w:hAnsi="Aptos"/>
+                <w:color w:val="101820"/>
+                <w:sz w:val="20"/>
+                <w:szCs w:val="20"/>
+              </w:rPr>
+              <w:t>1.8</w:t>
+            </w:r>
+          </w:p>
+        </w:tc>
+        <w:tc>
+          <w:tcPr>
+            <w:tcW w:w="1845" w:type="dxa"/>
+            <w:vAlign w:val="center"/>
+          </w:tcPr>
+          <w:p>
+            <w:pPr>
+              <w:spacing w:after="0" w:line="360" w:lineRule="auto"/>
+              <w:rPr>
+                <w:rFonts w:ascii="Aptos" w:hAnsi="Aptos"/>
+                <w:color w:val="101820"/>
+                <w:sz w:val="20"/>
+                <w:szCs w:val="20"/>
+              </w:rPr>
+            </w:pPr>
+            <w:r>
+              <w:rPr>
+                <w:rFonts w:ascii="Aptos" w:hAnsi="Aptos"/>
+                <w:color w:val="101820"/>
+                <w:sz w:val="20"/>
+                <w:szCs w:val="20"/>
+              </w:rPr>
+              <w:t>ASTM D</w:t>
+            </w:r>
+            <w:r>
+              <w:rPr>
+                <w:rFonts w:ascii="Aptos" w:hAnsi="Aptos"/>
+                <w:color w:val="101820"/>
+                <w:sz w:val="20"/>
+                <w:szCs w:val="20"/>
+              </w:rPr>
+              <w:t>1003</w:t>
             </w:r>
           </w:p>
         </w:tc>
@@ -1436,7 +1657,7 @@
         </w:trPr>
         <w:tc>
           <w:tcPr>
-            <w:tcW w:w="3666" w:type="dxa"/>
+            <w:tcW w:w="3665" w:type="dxa"/>
             <w:gridSpan w:val="2"/>
             <w:vAlign w:val="center"/>
           </w:tcPr>
@@ -1456,18 +1677,29 @@
                 <w:sz w:val="20"/>
                 <w:szCs w:val="20"/>
               </w:rPr>
-              <w:t>Opacity</w:t>
-            </w:r>
-          </w:p>
-        </w:tc>
-        <w:tc>
-          <w:tcPr>
-            <w:tcW w:w="850" w:type="dxa"/>
-            <w:vAlign w:val="center"/>
-          </w:tcPr>
-          <w:p>
-            <w:pPr>
-              <w:spacing w:after="0" w:line="360" w:lineRule="auto"/>
+              <w:t>Gloss</w:t>
+            </w:r>
+            <w:r>
+              <w:rPr>
+                <w:rFonts w:ascii="Aptos" w:hAnsi="Aptos"/>
+                <w:b/>
+                <w:color w:val="101820"/>
+                <w:sz w:val="20"/>
+                <w:szCs w:val="20"/>
+              </w:rPr>
+              <w:t xml:space="preserve"> 45°</w:t>
+            </w:r>
+          </w:p>
+        </w:tc>
+        <w:tc>
+          <w:tcPr>
+            <w:tcW w:w="980" w:type="dxa"/>
+            <w:vAlign w:val="center"/>
+          </w:tcPr>
+          <w:p>
+            <w:pPr>
+              <w:spacing w:after="0" w:line="360" w:lineRule="auto"/>
+              <w:jc w:val="center"/>
               <w:rPr>
                 <w:sz w:val="20"/>
                 <w:szCs w:val="20"/>
@@ -1486,7 +1718,7 @@
         </w:tc>
         <w:tc>
           <w:tcPr>
-            <w:tcW w:w="1985" w:type="dxa"/>
+            <w:tcW w:w="1322" w:type="dxa"/>
             <w:vAlign w:val="center"/>
           </w:tcPr>
           <w:p>
@@ -1500,18 +1732,16 @@
             </w:pPr>
             <w:r>
               <w:rPr>
-                <w:rFonts w:ascii="Aptos" w:hAnsi="Aptos"/>
-                <w:color w:val="101820"/>
-                <w:sz w:val="20"/>
-                <w:szCs w:val="20"/>
-              </w:rPr>
-              <w:t>81</w:t>
-            </w:r>
-          </w:p>
-        </w:tc>
-        <w:tc>
-          <w:tcPr>
-            <w:tcW w:w="1984" w:type="dxa"/>
+                <w:sz w:val="20"/>
+                <w:szCs w:val="20"/>
+              </w:rPr>
+              <w:t>95</w:t>
+            </w:r>
+          </w:p>
+        </w:tc>
+        <w:tc>
+          <w:tcPr>
+            <w:tcW w:w="1322" w:type="dxa"/>
             <w:vAlign w:val="center"/>
           </w:tcPr>
           <w:p>
@@ -1525,36 +1755,57 @@
             </w:pPr>
             <w:r>
               <w:rPr>
-                <w:rFonts w:ascii="Aptos" w:hAnsi="Aptos"/>
-                <w:color w:val="101820"/>
-                <w:sz w:val="20"/>
-                <w:szCs w:val="20"/>
-              </w:rPr>
-              <w:t>83</w:t>
-            </w:r>
-          </w:p>
-        </w:tc>
-        <w:tc>
-          <w:tcPr>
-            <w:tcW w:w="1846" w:type="dxa"/>
-            <w:vAlign w:val="center"/>
-          </w:tcPr>
-          <w:p>
-            <w:pPr>
-              <w:spacing w:after="0" w:line="360" w:lineRule="auto"/>
-              <w:rPr>
-                <w:sz w:val="20"/>
-                <w:szCs w:val="20"/>
-              </w:rPr>
-            </w:pPr>
-            <w:r>
-              <w:rPr>
-                <w:rFonts w:ascii="Aptos" w:hAnsi="Aptos"/>
-                <w:color w:val="101820"/>
-                <w:sz w:val="20"/>
-                <w:szCs w:val="20"/>
-              </w:rPr>
-              <w:t>DIN 53146</w:t>
+                <w:sz w:val="20"/>
+                <w:szCs w:val="20"/>
+              </w:rPr>
+              <w:t>94</w:t>
+            </w:r>
+          </w:p>
+        </w:tc>
+        <w:tc>
+          <w:tcPr>
+            <w:tcW w:w="1322" w:type="dxa"/>
+            <w:vAlign w:val="center"/>
+          </w:tcPr>
+          <w:p>
+            <w:pPr>
+              <w:spacing w:after="0" w:line="360" w:lineRule="auto"/>
+              <w:jc w:val="center"/>
+              <w:rPr>
+                <w:sz w:val="20"/>
+                <w:szCs w:val="20"/>
+              </w:rPr>
+            </w:pPr>
+            <w:r>
+              <w:rPr>
+                <w:sz w:val="20"/>
+                <w:szCs w:val="20"/>
+              </w:rPr>
+              <w:t>93</w:t>
+            </w:r>
+          </w:p>
+        </w:tc>
+        <w:tc>
+          <w:tcPr>
+            <w:tcW w:w="1845" w:type="dxa"/>
+            <w:vAlign w:val="center"/>
+          </w:tcPr>
+          <w:p>
+            <w:pPr>
+              <w:spacing w:after="0" w:line="360" w:lineRule="auto"/>
+              <w:rPr>
+                <w:sz w:val="20"/>
+                <w:szCs w:val="20"/>
+              </w:rPr>
+            </w:pPr>
+            <w:r>
+              <w:rPr>
+                <w:rFonts w:ascii="Aptos" w:hAnsi="Aptos"/>
+                <w:color w:val="101820"/>
+                <w:sz w:val="20"/>
+                <w:szCs w:val="20"/>
+              </w:rPr>
+              <w:t>ASTM D2457</w:t>
             </w:r>
           </w:p>
         </w:tc>
@@ -1566,7 +1817,7 @@
         </w:trPr>
         <w:tc>
           <w:tcPr>
-            <w:tcW w:w="3666" w:type="dxa"/>
+            <w:tcW w:w="3665" w:type="dxa"/>
             <w:gridSpan w:val="2"/>
             <w:vAlign w:val="center"/>
           </w:tcPr>
@@ -1586,13 +1837,13 @@
                 <w:sz w:val="20"/>
                 <w:szCs w:val="20"/>
               </w:rPr>
-              <w:t>Gloss</w:t>
-            </w:r>
-          </w:p>
-        </w:tc>
-        <w:tc>
-          <w:tcPr>
-            <w:tcW w:w="850" w:type="dxa"/>
+              <w:t>COF Dynamic F-F (U-U)</w:t>
+            </w:r>
+          </w:p>
+        </w:tc>
+        <w:tc>
+          <w:tcPr>
+            <w:tcW w:w="980" w:type="dxa"/>
             <w:vAlign w:val="center"/>
           </w:tcPr>
           <w:p>
@@ -1617,7 +1868,8 @@
         </w:tc>
         <w:tc>
           <w:tcPr>
-            <w:tcW w:w="1985" w:type="dxa"/>
+            <w:tcW w:w="3966" w:type="dxa"/>
+            <w:gridSpan w:val="3"/>
             <w:vAlign w:val="center"/>
           </w:tcPr>
           <w:p>
@@ -1636,56 +1888,31 @@
                 <w:sz w:val="20"/>
                 <w:szCs w:val="20"/>
               </w:rPr>
-              <w:t>90</w:t>
-            </w:r>
-          </w:p>
-        </w:tc>
-        <w:tc>
-          <w:tcPr>
-            <w:tcW w:w="1984" w:type="dxa"/>
-            <w:vAlign w:val="center"/>
-          </w:tcPr>
-          <w:p>
-            <w:pPr>
-              <w:spacing w:after="0" w:line="360" w:lineRule="auto"/>
-              <w:jc w:val="center"/>
-              <w:rPr>
-                <w:sz w:val="20"/>
-                <w:szCs w:val="20"/>
-              </w:rPr>
-            </w:pPr>
-            <w:r>
-              <w:rPr>
-                <w:rFonts w:ascii="Aptos" w:hAnsi="Aptos"/>
-                <w:color w:val="101820"/>
-                <w:sz w:val="20"/>
-                <w:szCs w:val="20"/>
-              </w:rPr>
-              <w:t>90</w:t>
-            </w:r>
-          </w:p>
-        </w:tc>
-        <w:tc>
-          <w:tcPr>
-            <w:tcW w:w="1846" w:type="dxa"/>
-            <w:vAlign w:val="center"/>
-          </w:tcPr>
-          <w:p>
-            <w:pPr>
-              <w:spacing w:after="0" w:line="360" w:lineRule="auto"/>
-              <w:rPr>
-                <w:sz w:val="20"/>
-                <w:szCs w:val="20"/>
-              </w:rPr>
-            </w:pPr>
-            <w:r>
-              <w:rPr>
-                <w:rFonts w:ascii="Aptos" w:hAnsi="Aptos"/>
-                <w:color w:val="101820"/>
-                <w:sz w:val="20"/>
-                <w:szCs w:val="20"/>
-              </w:rPr>
-              <w:t>ASTM D2457</w:t>
+              <w:t>≤ 0.30</w:t>
+            </w:r>
+          </w:p>
+        </w:tc>
+        <w:tc>
+          <w:tcPr>
+            <w:tcW w:w="1845" w:type="dxa"/>
+            <w:vAlign w:val="center"/>
+          </w:tcPr>
+          <w:p>
+            <w:pPr>
+              <w:spacing w:after="0" w:line="360" w:lineRule="auto"/>
+              <w:rPr>
+                <w:sz w:val="20"/>
+                <w:szCs w:val="20"/>
+              </w:rPr>
+            </w:pPr>
+            <w:r>
+              <w:rPr>
+                <w:rFonts w:ascii="Aptos" w:hAnsi="Aptos"/>
+                <w:color w:val="101820"/>
+                <w:sz w:val="20"/>
+                <w:szCs w:val="20"/>
+              </w:rPr>
+              <w:t>DIN EN ISO 8295</w:t>
             </w:r>
           </w:p>
         </w:tc>
@@ -1697,8 +1924,8 @@
         </w:trPr>
         <w:tc>
           <w:tcPr>
-            <w:tcW w:w="3666" w:type="dxa"/>
-            <w:gridSpan w:val="2"/>
+            <w:tcW w:w="2672" w:type="dxa"/>
+            <w:vMerge w:val="restart"/>
             <w:vAlign w:val="center"/>
           </w:tcPr>
           <w:p>
@@ -1717,13 +1944,13 @@
                 <w:sz w:val="20"/>
                 <w:szCs w:val="20"/>
               </w:rPr>
-              <w:t>COF Dynamic F-F (U-U)</w:t>
-            </w:r>
-          </w:p>
-        </w:tc>
-        <w:tc>
-          <w:tcPr>
-            <w:tcW w:w="850" w:type="dxa"/>
+              <w:t>Tensile Strength</w:t>
+            </w:r>
+          </w:p>
+        </w:tc>
+        <w:tc>
+          <w:tcPr>
+            <w:tcW w:w="993" w:type="dxa"/>
             <w:vAlign w:val="center"/>
           </w:tcPr>
           <w:p>
@@ -1738,18 +1965,19 @@
             <w:r>
               <w:rPr>
                 <w:rFonts w:ascii="Aptos" w:hAnsi="Aptos"/>
-                <w:color w:val="101820"/>
-                <w:sz w:val="20"/>
-                <w:szCs w:val="20"/>
-              </w:rPr>
-              <w:t>—</w:t>
-            </w:r>
-          </w:p>
-        </w:tc>
-        <w:tc>
-          <w:tcPr>
-            <w:tcW w:w="3969" w:type="dxa"/>
-            <w:gridSpan w:val="2"/>
+                <w:b/>
+                <w:color w:val="101820"/>
+                <w:sz w:val="20"/>
+                <w:szCs w:val="20"/>
+              </w:rPr>
+              <w:t>MD</w:t>
+            </w:r>
+          </w:p>
+        </w:tc>
+        <w:tc>
+          <w:tcPr>
+            <w:tcW w:w="980" w:type="dxa"/>
+            <w:vMerge w:val="restart"/>
             <w:vAlign w:val="center"/>
           </w:tcPr>
           <w:p>
@@ -1768,31 +1996,75 @@
                 <w:sz w:val="20"/>
                 <w:szCs w:val="20"/>
               </w:rPr>
-              <w:t>≤ 0.30</w:t>
-            </w:r>
-          </w:p>
-        </w:tc>
-        <w:tc>
-          <w:tcPr>
-            <w:tcW w:w="1846" w:type="dxa"/>
-            <w:vAlign w:val="center"/>
-          </w:tcPr>
-          <w:p>
-            <w:pPr>
-              <w:spacing w:after="0" w:line="360" w:lineRule="auto"/>
-              <w:rPr>
-                <w:sz w:val="20"/>
-                <w:szCs w:val="20"/>
-              </w:rPr>
-            </w:pPr>
-            <w:r>
-              <w:rPr>
-                <w:rFonts w:ascii="Aptos" w:hAnsi="Aptos"/>
-                <w:color w:val="101820"/>
-                <w:sz w:val="20"/>
-                <w:szCs w:val="20"/>
-              </w:rPr>
-              <w:t>DIN EN ISO 8295</w:t>
+              <w:t>MPa</w:t>
+            </w:r>
+          </w:p>
+        </w:tc>
+        <w:tc>
+          <w:tcPr>
+            <w:tcW w:w="3966" w:type="dxa"/>
+            <w:gridSpan w:val="3"/>
+            <w:vAlign w:val="center"/>
+          </w:tcPr>
+          <w:p>
+            <w:pPr>
+              <w:spacing w:after="0" w:line="360" w:lineRule="auto"/>
+              <w:jc w:val="center"/>
+              <w:rPr>
+                <w:sz w:val="20"/>
+                <w:szCs w:val="20"/>
+              </w:rPr>
+            </w:pPr>
+            <w:r>
+              <w:rPr>
+                <w:rFonts w:ascii="Aptos" w:hAnsi="Aptos"/>
+                <w:color w:val="101820"/>
+                <w:sz w:val="20"/>
+                <w:szCs w:val="20"/>
+              </w:rPr>
+              <w:t>1</w:t>
+            </w:r>
+            <w:r>
+              <w:rPr>
+                <w:rFonts w:ascii="Aptos" w:hAnsi="Aptos"/>
+                <w:color w:val="101820"/>
+                <w:sz w:val="20"/>
+                <w:szCs w:val="20"/>
+              </w:rPr>
+              <w:t>6</w:t>
+            </w:r>
+            <w:r>
+              <w:rPr>
+                <w:rFonts w:ascii="Aptos" w:hAnsi="Aptos"/>
+                <w:color w:val="101820"/>
+                <w:sz w:val="20"/>
+                <w:szCs w:val="20"/>
+              </w:rPr>
+              <w:t>0</w:t>
+            </w:r>
+          </w:p>
+        </w:tc>
+        <w:tc>
+          <w:tcPr>
+            <w:tcW w:w="1845" w:type="dxa"/>
+            <w:vAlign w:val="center"/>
+          </w:tcPr>
+          <w:p>
+            <w:pPr>
+              <w:spacing w:after="0" w:line="360" w:lineRule="auto"/>
+              <w:rPr>
+                <w:sz w:val="20"/>
+                <w:szCs w:val="20"/>
+              </w:rPr>
+            </w:pPr>
+            <w:r>
+              <w:rPr>
+                <w:rFonts w:ascii="Aptos" w:hAnsi="Aptos"/>
+                <w:color w:val="101820"/>
+                <w:sz w:val="20"/>
+                <w:szCs w:val="20"/>
+              </w:rPr>
+              <w:t>ASTM D882</w:t>
             </w:r>
           </w:p>
         </w:tc>
@@ -1804,13 +2076,29 @@
         </w:trPr>
         <w:tc>
           <w:tcPr>
-            <w:tcW w:w="2673" w:type="dxa"/>
-            <w:vMerge w:val="restart"/>
-            <w:vAlign w:val="center"/>
-          </w:tcPr>
-          <w:p>
-            <w:pPr>
-              <w:spacing w:after="0" w:line="360" w:lineRule="auto"/>
+            <w:tcW w:w="2672" w:type="dxa"/>
+            <w:vMerge/>
+            <w:vAlign w:val="center"/>
+          </w:tcPr>
+          <w:p>
+            <w:pPr>
+              <w:spacing w:after="0" w:line="360" w:lineRule="auto"/>
+              <w:rPr>
+                <w:sz w:val="20"/>
+                <w:szCs w:val="20"/>
+              </w:rPr>
+            </w:pPr>
+          </w:p>
+        </w:tc>
+        <w:tc>
+          <w:tcPr>
+            <w:tcW w:w="993" w:type="dxa"/>
+            <w:vAlign w:val="center"/>
+          </w:tcPr>
+          <w:p>
+            <w:pPr>
+              <w:spacing w:after="0" w:line="360" w:lineRule="auto"/>
+              <w:jc w:val="center"/>
               <w:rPr>
                 <w:sz w:val="20"/>
                 <w:szCs w:val="20"/>
@@ -1824,13 +2112,14 @@
                 <w:sz w:val="20"/>
                 <w:szCs w:val="20"/>
               </w:rPr>
-              <w:t>Tensile Strength</w:t>
-            </w:r>
-          </w:p>
-        </w:tc>
-        <w:tc>
-          <w:tcPr>
-            <w:tcW w:w="993" w:type="dxa"/>
+              <w:t>TD</w:t>
+            </w:r>
+          </w:p>
+        </w:tc>
+        <w:tc>
+          <w:tcPr>
+            <w:tcW w:w="980" w:type="dxa"/>
+            <w:vMerge/>
             <w:vAlign w:val="center"/>
           </w:tcPr>
           <w:p>
@@ -1842,46 +2131,12 @@
                 <w:szCs w:val="20"/>
               </w:rPr>
             </w:pPr>
-            <w:r>
-              <w:rPr>
-                <w:rFonts w:ascii="Aptos" w:hAnsi="Aptos"/>
-                <w:b/>
-                <w:color w:val="101820"/>
-                <w:sz w:val="20"/>
-                <w:szCs w:val="20"/>
-              </w:rPr>
-              <w:t>MD</w:t>
-            </w:r>
-          </w:p>
-        </w:tc>
-        <w:tc>
-          <w:tcPr>
-            <w:tcW w:w="850" w:type="dxa"/>
-            <w:vAlign w:val="center"/>
-          </w:tcPr>
-          <w:p>
-            <w:pPr>
-              <w:spacing w:after="0" w:line="360" w:lineRule="auto"/>
-              <w:rPr>
-                <w:sz w:val="20"/>
-                <w:szCs w:val="20"/>
-              </w:rPr>
-            </w:pPr>
-            <w:r>
-              <w:rPr>
-                <w:rFonts w:ascii="Aptos" w:hAnsi="Aptos"/>
-                <w:color w:val="101820"/>
-                <w:sz w:val="20"/>
-                <w:szCs w:val="20"/>
-              </w:rPr>
-              <w:t>MPa</w:t>
-            </w:r>
-          </w:p>
-        </w:tc>
-        <w:tc>
-          <w:tcPr>
-            <w:tcW w:w="3969" w:type="dxa"/>
-            <w:gridSpan w:val="2"/>
+          </w:p>
+        </w:tc>
+        <w:tc>
+          <w:tcPr>
+            <w:tcW w:w="3966" w:type="dxa"/>
+            <w:gridSpan w:val="3"/>
             <w:vAlign w:val="center"/>
           </w:tcPr>
           <w:p>
@@ -1900,13 +2155,31 @@
                 <w:sz w:val="20"/>
                 <w:szCs w:val="20"/>
               </w:rPr>
-              <w:t>103</w:t>
-            </w:r>
-          </w:p>
-        </w:tc>
-        <w:tc>
-          <w:tcPr>
-            <w:tcW w:w="1846" w:type="dxa"/>
+              <w:t>2</w:t>
+            </w:r>
+            <w:r>
+              <w:rPr>
+                <w:rFonts w:ascii="Aptos" w:hAnsi="Aptos"/>
+                <w:color w:val="101820"/>
+                <w:sz w:val="20"/>
+                <w:szCs w:val="20"/>
+              </w:rPr>
+              <w:t>9</w:t>
+            </w:r>
+            <w:r>
+              <w:rPr>
+                <w:rFonts w:ascii="Aptos" w:hAnsi="Aptos"/>
+                <w:color w:val="101820"/>
+                <w:sz w:val="20"/>
+                <w:szCs w:val="20"/>
+              </w:rPr>
+              <w:t>0</w:t>
+            </w:r>
+          </w:p>
+        </w:tc>
+        <w:tc>
+          <w:tcPr>
+            <w:tcW w:w="1845" w:type="dxa"/>
             <w:vAlign w:val="center"/>
           </w:tcPr>
           <w:p>
@@ -1936,18 +2209,28 @@
         </w:trPr>
         <w:tc>
           <w:tcPr>
-            <w:tcW w:w="2673" w:type="dxa"/>
-            <w:vMerge/>
-            <w:vAlign w:val="center"/>
-          </w:tcPr>
-          <w:p>
-            <w:pPr>
-              <w:spacing w:after="0" w:line="360" w:lineRule="auto"/>
-              <w:rPr>
-                <w:sz w:val="20"/>
-                <w:szCs w:val="20"/>
-              </w:rPr>
-            </w:pPr>
+            <w:tcW w:w="2672" w:type="dxa"/>
+            <w:vMerge w:val="restart"/>
+            <w:vAlign w:val="center"/>
+          </w:tcPr>
+          <w:p>
+            <w:pPr>
+              <w:spacing w:after="0" w:line="360" w:lineRule="auto"/>
+              <w:rPr>
+                <w:sz w:val="20"/>
+                <w:szCs w:val="20"/>
+              </w:rPr>
+            </w:pPr>
+            <w:r>
+              <w:rPr>
+                <w:rFonts w:ascii="Aptos" w:hAnsi="Aptos"/>
+                <w:b/>
+                <w:color w:val="101820"/>
+                <w:sz w:val="20"/>
+                <w:szCs w:val="20"/>
+              </w:rPr>
+              <w:t>Elongation at Break</w:t>
+            </w:r>
           </w:p>
         </w:tc>
         <w:tc>
@@ -1972,38 +2255,14 @@
                 <w:sz w:val="20"/>
                 <w:szCs w:val="20"/>
               </w:rPr>
-              <w:t>TD</w:t>
-            </w:r>
-          </w:p>
-        </w:tc>
-        <w:tc>
-          <w:tcPr>
-            <w:tcW w:w="850" w:type="dxa"/>
-            <w:vAlign w:val="center"/>
-          </w:tcPr>
-          <w:p>
-            <w:pPr>
-              <w:spacing w:after="0" w:line="360" w:lineRule="auto"/>
-              <w:rPr>
-                <w:sz w:val="20"/>
-                <w:szCs w:val="20"/>
-              </w:rPr>
-            </w:pPr>
-            <w:r>
-              <w:rPr>
-                <w:rFonts w:ascii="Aptos" w:hAnsi="Aptos"/>
-                <w:color w:val="101820"/>
-                <w:sz w:val="20"/>
-                <w:szCs w:val="20"/>
-              </w:rPr>
-              <w:t>MPa</w:t>
-            </w:r>
-          </w:p>
-        </w:tc>
-        <w:tc>
-          <w:tcPr>
-            <w:tcW w:w="3969" w:type="dxa"/>
-            <w:gridSpan w:val="2"/>
+              <w:t>MD</w:t>
+            </w:r>
+          </w:p>
+        </w:tc>
+        <w:tc>
+          <w:tcPr>
+            <w:tcW w:w="980" w:type="dxa"/>
+            <w:vMerge w:val="restart"/>
             <w:vAlign w:val="center"/>
           </w:tcPr>
           <w:p>
@@ -2022,13 +2281,57 @@
                 <w:sz w:val="20"/>
                 <w:szCs w:val="20"/>
               </w:rPr>
-              <w:t>141</w:t>
-            </w:r>
-          </w:p>
-        </w:tc>
-        <w:tc>
-          <w:tcPr>
-            <w:tcW w:w="1846" w:type="dxa"/>
+              <w:t>%</w:t>
+            </w:r>
+          </w:p>
+        </w:tc>
+        <w:tc>
+          <w:tcPr>
+            <w:tcW w:w="3966" w:type="dxa"/>
+            <w:gridSpan w:val="3"/>
+            <w:vAlign w:val="center"/>
+          </w:tcPr>
+          <w:p>
+            <w:pPr>
+              <w:spacing w:after="0" w:line="360" w:lineRule="auto"/>
+              <w:jc w:val="center"/>
+              <w:rPr>
+                <w:sz w:val="20"/>
+                <w:szCs w:val="20"/>
+              </w:rPr>
+            </w:pPr>
+            <w:r>
+              <w:rPr>
+                <w:rFonts w:ascii="Aptos" w:hAnsi="Aptos"/>
+                <w:color w:val="101820"/>
+                <w:sz w:val="20"/>
+                <w:szCs w:val="20"/>
+              </w:rPr>
+              <w:t>1</w:t>
+            </w:r>
+            <w:r>
+              <w:rPr>
+                <w:rFonts w:ascii="Aptos" w:hAnsi="Aptos"/>
+                <w:color w:val="101820"/>
+                <w:sz w:val="20"/>
+                <w:szCs w:val="20"/>
+              </w:rPr>
+              <w:t>8</w:t>
+            </w:r>
+            <w:r>
+              <w:rPr>
+                <w:rFonts w:ascii="Aptos" w:hAnsi="Aptos"/>
+                <w:color w:val="101820"/>
+                <w:sz w:val="20"/>
+                <w:szCs w:val="20"/>
+              </w:rPr>
+              <w:t>0</w:t>
+            </w:r>
+          </w:p>
+        </w:tc>
+        <w:tc>
+          <w:tcPr>
+            <w:tcW w:w="1845" w:type="dxa"/>
             <w:vAlign w:val="center"/>
           </w:tcPr>
           <w:p>
@@ -2058,13 +2361,29 @@
         </w:trPr>
         <w:tc>
           <w:tcPr>
-            <w:tcW w:w="2673" w:type="dxa"/>
-            <w:vMerge w:val="restart"/>
-            <w:vAlign w:val="center"/>
-          </w:tcPr>
-          <w:p>
-            <w:pPr>
-              <w:spacing w:after="0" w:line="360" w:lineRule="auto"/>
+            <w:tcW w:w="2672" w:type="dxa"/>
+            <w:vMerge/>
+            <w:vAlign w:val="center"/>
+          </w:tcPr>
+          <w:p>
+            <w:pPr>
+              <w:spacing w:after="0" w:line="360" w:lineRule="auto"/>
+              <w:rPr>
+                <w:sz w:val="20"/>
+                <w:szCs w:val="20"/>
+              </w:rPr>
+            </w:pPr>
+          </w:p>
+        </w:tc>
+        <w:tc>
+          <w:tcPr>
+            <w:tcW w:w="993" w:type="dxa"/>
+            <w:vAlign w:val="center"/>
+          </w:tcPr>
+          <w:p>
+            <w:pPr>
+              <w:spacing w:after="0" w:line="360" w:lineRule="auto"/>
+              <w:jc w:val="center"/>
               <w:rPr>
                 <w:sz w:val="20"/>
                 <w:szCs w:val="20"/>
@@ -2078,13 +2397,14 @@
                 <w:sz w:val="20"/>
                 <w:szCs w:val="20"/>
               </w:rPr>
-              <w:t>Elongation at Break</w:t>
-            </w:r>
-          </w:p>
-        </w:tc>
-        <w:tc>
-          <w:tcPr>
-            <w:tcW w:w="993" w:type="dxa"/>
+              <w:t>TD</w:t>
+            </w:r>
+          </w:p>
+        </w:tc>
+        <w:tc>
+          <w:tcPr>
+            <w:tcW w:w="980" w:type="dxa"/>
+            <w:vMerge/>
             <w:vAlign w:val="center"/>
           </w:tcPr>
           <w:p>
@@ -2096,46 +2416,12 @@
                 <w:szCs w:val="20"/>
               </w:rPr>
             </w:pPr>
-            <w:r>
-              <w:rPr>
-                <w:rFonts w:ascii="Aptos" w:hAnsi="Aptos"/>
-                <w:b/>
-                <w:color w:val="101820"/>
-                <w:sz w:val="20"/>
-                <w:szCs w:val="20"/>
-              </w:rPr>
-              <w:t>MD</w:t>
-            </w:r>
-          </w:p>
-        </w:tc>
-        <w:tc>
-          <w:tcPr>
-            <w:tcW w:w="850" w:type="dxa"/>
-            <w:vAlign w:val="center"/>
-          </w:tcPr>
-          <w:p>
-            <w:pPr>
-              <w:spacing w:after="0" w:line="360" w:lineRule="auto"/>
-              <w:rPr>
-                <w:sz w:val="20"/>
-                <w:szCs w:val="20"/>
-              </w:rPr>
-            </w:pPr>
-            <w:r>
-              <w:rPr>
-                <w:rFonts w:ascii="Aptos" w:hAnsi="Aptos"/>
-                <w:color w:val="101820"/>
-                <w:sz w:val="20"/>
-                <w:szCs w:val="20"/>
-              </w:rPr>
-              <w:t>%</w:t>
-            </w:r>
-          </w:p>
-        </w:tc>
-        <w:tc>
-          <w:tcPr>
-            <w:tcW w:w="3969" w:type="dxa"/>
-            <w:gridSpan w:val="2"/>
+          </w:p>
+        </w:tc>
+        <w:tc>
+          <w:tcPr>
+            <w:tcW w:w="3966" w:type="dxa"/>
+            <w:gridSpan w:val="3"/>
             <w:vAlign w:val="center"/>
           </w:tcPr>
           <w:p>
@@ -2154,13 +2440,22 @@
                 <w:sz w:val="20"/>
                 <w:szCs w:val="20"/>
               </w:rPr>
-              <w:t>140</w:t>
-            </w:r>
-          </w:p>
-        </w:tc>
-        <w:tc>
-          <w:tcPr>
-            <w:tcW w:w="1846" w:type="dxa"/>
+              <w:t>6</w:t>
+            </w:r>
+            <w:r>
+              <w:rPr>
+                <w:rFonts w:ascii="Aptos" w:hAnsi="Aptos"/>
+                <w:color w:val="101820"/>
+                <w:sz w:val="20"/>
+                <w:szCs w:val="20"/>
+              </w:rPr>
+              <w:t>0</w:t>
+            </w:r>
+          </w:p>
+        </w:tc>
+        <w:tc>
+          <w:tcPr>
+            <w:tcW w:w="1845" w:type="dxa"/>
             <w:vAlign w:val="center"/>
           </w:tcPr>
           <w:p>
@@ -2190,18 +2485,48 @@
         </w:trPr>
         <w:tc>
           <w:tcPr>
-            <w:tcW w:w="2673" w:type="dxa"/>
-            <w:vMerge/>
-            <w:vAlign w:val="center"/>
-          </w:tcPr>
-          <w:p>
-            <w:pPr>
-              <w:spacing w:after="0" w:line="360" w:lineRule="auto"/>
-              <w:rPr>
-                <w:sz w:val="20"/>
-                <w:szCs w:val="20"/>
-              </w:rPr>
-            </w:pPr>
+            <w:tcW w:w="2672" w:type="dxa"/>
+            <w:vMerge w:val="restart"/>
+            <w:vAlign w:val="center"/>
+          </w:tcPr>
+          <w:p>
+            <w:pPr>
+              <w:spacing w:after="0" w:line="360" w:lineRule="auto"/>
+              <w:rPr>
+                <w:sz w:val="20"/>
+                <w:szCs w:val="20"/>
+              </w:rPr>
+            </w:pPr>
+            <w:r>
+              <w:rPr>
+                <w:rFonts w:ascii="Aptos" w:hAnsi="Aptos"/>
+                <w:b/>
+                <w:color w:val="101820"/>
+                <w:sz w:val="20"/>
+                <w:szCs w:val="20"/>
+              </w:rPr>
+              <w:t>Tensile</w:t>
+            </w:r>
+            <w:r>
+              <w:rPr>
+                <w:rFonts w:ascii="Aptos" w:hAnsi="Aptos"/>
+                <w:b/>
+                <w:color w:val="101820"/>
+                <w:sz w:val="20"/>
+                <w:szCs w:val="20"/>
+              </w:rPr>
+              <w:t xml:space="preserve"> </w:t>
+            </w:r>
+            <w:r>
+              <w:rPr>
+                <w:rFonts w:ascii="Aptos" w:hAnsi="Aptos"/>
+                <w:b/>
+                <w:color w:val="101820"/>
+                <w:sz w:val="20"/>
+                <w:szCs w:val="20"/>
+              </w:rPr>
+              <w:t>Modulus of Elasticity</w:t>
+            </w:r>
           </w:p>
         </w:tc>
         <w:tc>
@@ -2226,38 +2551,14 @@
                 <w:sz w:val="20"/>
                 <w:szCs w:val="20"/>
               </w:rPr>
-              <w:t>TD</w:t>
-            </w:r>
-          </w:p>
-        </w:tc>
-        <w:tc>
-          <w:tcPr>
-            <w:tcW w:w="850" w:type="dxa"/>
-            <w:vAlign w:val="center"/>
-          </w:tcPr>
-          <w:p>
-            <w:pPr>
-              <w:spacing w:after="0" w:line="360" w:lineRule="auto"/>
-              <w:rPr>
-                <w:sz w:val="20"/>
-                <w:szCs w:val="20"/>
-              </w:rPr>
-            </w:pPr>
-            <w:r>
-              <w:rPr>
-                <w:rFonts w:ascii="Aptos" w:hAnsi="Aptos"/>
-                <w:color w:val="101820"/>
-                <w:sz w:val="20"/>
-                <w:szCs w:val="20"/>
-              </w:rPr>
-              <w:t>%</w:t>
-            </w:r>
-          </w:p>
-        </w:tc>
-        <w:tc>
-          <w:tcPr>
-            <w:tcW w:w="3969" w:type="dxa"/>
-            <w:gridSpan w:val="2"/>
+              <w:t>MD</w:t>
+            </w:r>
+          </w:p>
+        </w:tc>
+        <w:tc>
+          <w:tcPr>
+            <w:tcW w:w="980" w:type="dxa"/>
+            <w:vMerge w:val="restart"/>
             <w:vAlign w:val="center"/>
           </w:tcPr>
           <w:p>
@@ -2276,13 +2577,39 @@
                 <w:sz w:val="20"/>
                 <w:szCs w:val="20"/>
               </w:rPr>
-              <w:t>32</w:t>
-            </w:r>
-          </w:p>
-        </w:tc>
-        <w:tc>
-          <w:tcPr>
-            <w:tcW w:w="1846" w:type="dxa"/>
+              <w:t>MPa</w:t>
+            </w:r>
+          </w:p>
+        </w:tc>
+        <w:tc>
+          <w:tcPr>
+            <w:tcW w:w="3966" w:type="dxa"/>
+            <w:gridSpan w:val="3"/>
+            <w:vAlign w:val="center"/>
+          </w:tcPr>
+          <w:p>
+            <w:pPr>
+              <w:spacing w:after="0" w:line="360" w:lineRule="auto"/>
+              <w:jc w:val="center"/>
+              <w:rPr>
+                <w:sz w:val="20"/>
+                <w:szCs w:val="20"/>
+              </w:rPr>
+            </w:pPr>
+            <w:r>
+              <w:rPr>
+                <w:rFonts w:ascii="Aptos" w:hAnsi="Aptos"/>
+                <w:color w:val="101820"/>
+                <w:sz w:val="20"/>
+                <w:szCs w:val="20"/>
+              </w:rPr>
+              <w:t>2000</w:t>
+            </w:r>
+          </w:p>
+        </w:tc>
+        <w:tc>
+          <w:tcPr>
+            <w:tcW w:w="1845" w:type="dxa"/>
             <w:vAlign w:val="center"/>
           </w:tcPr>
           <w:p>
@@ -2312,13 +2639,29 @@
         </w:trPr>
         <w:tc>
           <w:tcPr>
-            <w:tcW w:w="2673" w:type="dxa"/>
-            <w:vMerge w:val="restart"/>
-            <w:vAlign w:val="center"/>
-          </w:tcPr>
-          <w:p>
-            <w:pPr>
-              <w:spacing w:after="0" w:line="360" w:lineRule="auto"/>
+            <w:tcW w:w="2672" w:type="dxa"/>
+            <w:vMerge/>
+            <w:vAlign w:val="center"/>
+          </w:tcPr>
+          <w:p>
+            <w:pPr>
+              <w:spacing w:after="0" w:line="360" w:lineRule="auto"/>
+              <w:rPr>
+                <w:sz w:val="20"/>
+                <w:szCs w:val="20"/>
+              </w:rPr>
+            </w:pPr>
+          </w:p>
+        </w:tc>
+        <w:tc>
+          <w:tcPr>
+            <w:tcW w:w="993" w:type="dxa"/>
+            <w:vAlign w:val="center"/>
+          </w:tcPr>
+          <w:p>
+            <w:pPr>
+              <w:spacing w:after="0" w:line="360" w:lineRule="auto"/>
+              <w:jc w:val="center"/>
               <w:rPr>
                 <w:sz w:val="20"/>
                 <w:szCs w:val="20"/>
@@ -2332,13 +2675,14 @@
                 <w:sz w:val="20"/>
                 <w:szCs w:val="20"/>
               </w:rPr>
-              <w:t>Modulus of Elasticity</w:t>
-            </w:r>
-          </w:p>
-        </w:tc>
-        <w:tc>
-          <w:tcPr>
-            <w:tcW w:w="993" w:type="dxa"/>
+              <w:t>TD</w:t>
+            </w:r>
+          </w:p>
+        </w:tc>
+        <w:tc>
+          <w:tcPr>
+            <w:tcW w:w="980" w:type="dxa"/>
+            <w:vMerge/>
             <w:vAlign w:val="center"/>
           </w:tcPr>
           <w:p>
@@ -2350,46 +2694,12 @@
                 <w:szCs w:val="20"/>
               </w:rPr>
             </w:pPr>
-            <w:r>
-              <w:rPr>
-                <w:rFonts w:ascii="Aptos" w:hAnsi="Aptos"/>
-                <w:b/>
-                <w:color w:val="101820"/>
-                <w:sz w:val="20"/>
-                <w:szCs w:val="20"/>
-              </w:rPr>
-              <w:t>MD</w:t>
-            </w:r>
-          </w:p>
-        </w:tc>
-        <w:tc>
-          <w:tcPr>
-            <w:tcW w:w="850" w:type="dxa"/>
-            <w:vAlign w:val="center"/>
-          </w:tcPr>
-          <w:p>
-            <w:pPr>
-              <w:spacing w:after="0" w:line="360" w:lineRule="auto"/>
-              <w:rPr>
-                <w:sz w:val="20"/>
-                <w:szCs w:val="20"/>
-              </w:rPr>
-            </w:pPr>
-            <w:r>
-              <w:rPr>
-                <w:rFonts w:ascii="Aptos" w:hAnsi="Aptos"/>
-                <w:color w:val="101820"/>
-                <w:sz w:val="20"/>
-                <w:szCs w:val="20"/>
-              </w:rPr>
-              <w:t>MPa</w:t>
-            </w:r>
-          </w:p>
-        </w:tc>
-        <w:tc>
-          <w:tcPr>
-            <w:tcW w:w="3969" w:type="dxa"/>
-            <w:gridSpan w:val="2"/>
+          </w:p>
+        </w:tc>
+        <w:tc>
+          <w:tcPr>
+            <w:tcW w:w="3966" w:type="dxa"/>
+            <w:gridSpan w:val="3"/>
             <w:vAlign w:val="center"/>
           </w:tcPr>
           <w:p>
@@ -2408,13 +2718,13 @@
                 <w:sz w:val="20"/>
                 <w:szCs w:val="20"/>
               </w:rPr>
-              <w:t>1080</w:t>
-            </w:r>
-          </w:p>
-        </w:tc>
-        <w:tc>
-          <w:tcPr>
-            <w:tcW w:w="1846" w:type="dxa"/>
+              <w:t>3800</w:t>
+            </w:r>
+          </w:p>
+        </w:tc>
+        <w:tc>
+          <w:tcPr>
+            <w:tcW w:w="1845" w:type="dxa"/>
             <w:vAlign w:val="center"/>
           </w:tcPr>
           <w:p>
@@ -2444,7 +2754,160 @@
         </w:trPr>
         <w:tc>
           <w:tcPr>
-            <w:tcW w:w="2673" w:type="dxa"/>
+            <w:tcW w:w="2672" w:type="dxa"/>
+            <w:vMerge w:val="restart"/>
+            <w:vAlign w:val="center"/>
+          </w:tcPr>
+          <w:p>
+            <w:pPr>
+              <w:spacing w:after="0" w:line="360" w:lineRule="auto"/>
+              <w:rPr>
+                <w:b/>
+                <w:bCs/>
+                <w:sz w:val="20"/>
+                <w:szCs w:val="20"/>
+              </w:rPr>
+            </w:pPr>
+            <w:r>
+              <w:rPr>
+                <w:b/>
+                <w:bCs/>
+                <w:sz w:val="20"/>
+                <w:szCs w:val="20"/>
+              </w:rPr>
+              <w:t>Thermal Shrinkage</w:t>
+            </w:r>
+          </w:p>
+        </w:tc>
+        <w:tc>
+          <w:tcPr>
+            <w:tcW w:w="993" w:type="dxa"/>
+            <w:vAlign w:val="center"/>
+          </w:tcPr>
+          <w:p>
+            <w:pPr>
+              <w:spacing w:after="0" w:line="360" w:lineRule="auto"/>
+              <w:jc w:val="center"/>
+              <w:rPr>
+                <w:rFonts w:ascii="Aptos" w:hAnsi="Aptos"/>
+                <w:b/>
+                <w:color w:val="101820"/>
+                <w:sz w:val="20"/>
+                <w:szCs w:val="20"/>
+              </w:rPr>
+            </w:pPr>
+            <w:r>
+              <w:rPr>
+                <w:rFonts w:ascii="Aptos" w:hAnsi="Aptos"/>
+                <w:b/>
+                <w:color w:val="101820"/>
+                <w:sz w:val="20"/>
+                <w:szCs w:val="20"/>
+              </w:rPr>
+              <w:t>MD</w:t>
+            </w:r>
+          </w:p>
+        </w:tc>
+        <w:tc>
+          <w:tcPr>
+            <w:tcW w:w="980" w:type="dxa"/>
+            <w:vMerge w:val="restart"/>
+            <w:vAlign w:val="center"/>
+          </w:tcPr>
+          <w:p>
+            <w:pPr>
+              <w:spacing w:after="0" w:line="360" w:lineRule="auto"/>
+              <w:jc w:val="center"/>
+              <w:rPr>
+                <w:rFonts w:ascii="Aptos" w:hAnsi="Aptos"/>
+                <w:color w:val="101820"/>
+                <w:sz w:val="20"/>
+                <w:szCs w:val="20"/>
+              </w:rPr>
+            </w:pPr>
+            <w:r>
+              <w:rPr>
+                <w:rFonts w:ascii="Aptos" w:hAnsi="Aptos"/>
+                <w:color w:val="101820"/>
+                <w:sz w:val="20"/>
+                <w:szCs w:val="20"/>
+              </w:rPr>
+              <w:t>%</w:t>
+            </w:r>
+          </w:p>
+        </w:tc>
+        <w:tc>
+          <w:tcPr>
+            <w:tcW w:w="3966" w:type="dxa"/>
+            <w:gridSpan w:val="3"/>
+            <w:vAlign w:val="center"/>
+          </w:tcPr>
+          <w:p>
+            <w:pPr>
+              <w:spacing w:after="0" w:line="360" w:lineRule="auto"/>
+              <w:jc w:val="center"/>
+              <w:rPr>
+                <w:rFonts w:ascii="Aptos" w:hAnsi="Aptos"/>
+                <w:color w:val="101820"/>
+                <w:sz w:val="20"/>
+                <w:szCs w:val="20"/>
+              </w:rPr>
+            </w:pPr>
+            <w:r>
+              <w:rPr>
+                <w:rFonts w:ascii="Aptos" w:hAnsi="Aptos"/>
+                <w:color w:val="101820"/>
+                <w:sz w:val="20"/>
+                <w:szCs w:val="20"/>
+              </w:rPr>
+              <w:t>≤</w:t>
+            </w:r>
+            <w:r>
+              <w:rPr>
+                <w:rFonts w:ascii="Aptos" w:hAnsi="Aptos"/>
+                <w:color w:val="101820"/>
+                <w:sz w:val="20"/>
+                <w:szCs w:val="20"/>
+              </w:rPr>
+              <w:t xml:space="preserve"> 5</w:t>
+            </w:r>
+          </w:p>
+        </w:tc>
+        <w:tc>
+          <w:tcPr>
+            <w:tcW w:w="1845" w:type="dxa"/>
+            <w:vAlign w:val="center"/>
+          </w:tcPr>
+          <w:p>
+            <w:pPr>
+              <w:spacing w:after="0" w:line="360" w:lineRule="auto"/>
+              <w:rPr>
+                <w:rFonts w:ascii="Aptos" w:hAnsi="Aptos"/>
+                <w:color w:val="101820"/>
+                <w:sz w:val="20"/>
+                <w:szCs w:val="20"/>
+              </w:rPr>
+            </w:pPr>
+            <w:r>
+              <w:rPr>
+                <w:rFonts w:ascii="Aptos" w:hAnsi="Aptos"/>
+                <w:color w:val="101820"/>
+                <w:sz w:val="20"/>
+                <w:szCs w:val="20"/>
+              </w:rPr>
+              <w:t>BMS TT 0.2</w:t>
+            </w:r>
+          </w:p>
+        </w:tc>
+      </w:tr>
+      <w:tr>
+        <w:trPr>
+          <w:trHeight w:val="340"/>
+          <w:jc w:val="center"/>
+        </w:trPr>
+        <w:tc>
+          <w:tcPr>
+            <w:tcW w:w="2672" w:type="dxa"/>
             <w:vMerge/>
             <w:vAlign w:val="center"/>
           </w:tcPr>
@@ -2468,50 +2931,29 @@
               <w:spacing w:after="0" w:line="360" w:lineRule="auto"/>
               <w:jc w:val="center"/>
               <w:rPr>
-                <w:sz w:val="20"/>
-                <w:szCs w:val="20"/>
-              </w:rPr>
-            </w:pPr>
-            <w:r>
-              <w:rPr>
                 <w:rFonts w:ascii="Aptos" w:hAnsi="Aptos"/>
                 <w:b/>
                 <w:color w:val="101820"/>
                 <w:sz w:val="20"/>
                 <w:szCs w:val="20"/>
               </w:rPr>
+            </w:pPr>
+            <w:r>
+              <w:rPr>
+                <w:rFonts w:ascii="Aptos" w:hAnsi="Aptos"/>
+                <w:b/>
+                <w:color w:val="101820"/>
+                <w:sz w:val="20"/>
+                <w:szCs w:val="20"/>
+              </w:rPr>
               <w:t>TD</w:t>
             </w:r>
           </w:p>
         </w:tc>
         <w:tc>
           <w:tcPr>
-            <w:tcW w:w="850" w:type="dxa"/>
-            <w:vAlign w:val="center"/>
-          </w:tcPr>
-          <w:p>
-            <w:pPr>
-              <w:spacing w:after="0" w:line="360" w:lineRule="auto"/>
-              <w:rPr>
-                <w:sz w:val="20"/>
-                <w:szCs w:val="20"/>
-              </w:rPr>
-            </w:pPr>
-            <w:r>
-              <w:rPr>
-                <w:rFonts w:ascii="Aptos" w:hAnsi="Aptos"/>
-                <w:color w:val="101820"/>
-                <w:sz w:val="20"/>
-                <w:szCs w:val="20"/>
-              </w:rPr>
-              <w:t>MPa</w:t>
-            </w:r>
-          </w:p>
-        </w:tc>
-        <w:tc>
-          <w:tcPr>
-            <w:tcW w:w="3969" w:type="dxa"/>
-            <w:gridSpan w:val="2"/>
+            <w:tcW w:w="980" w:type="dxa"/>
+            <w:vMerge/>
             <w:vAlign w:val="center"/>
           </w:tcPr>
           <w:p>
@@ -2519,42 +2961,74 @@
               <w:spacing w:after="0" w:line="360" w:lineRule="auto"/>
               <w:jc w:val="center"/>
               <w:rPr>
-                <w:sz w:val="20"/>
-                <w:szCs w:val="20"/>
-              </w:rPr>
-            </w:pPr>
-            <w:r>
-              <w:rPr>
-                <w:rFonts w:ascii="Aptos" w:hAnsi="Aptos"/>
-                <w:color w:val="101820"/>
-                <w:sz w:val="20"/>
-                <w:szCs w:val="20"/>
-              </w:rPr>
-              <w:t>2000</w:t>
-            </w:r>
-          </w:p>
-        </w:tc>
-        <w:tc>
-          <w:tcPr>
-            <w:tcW w:w="1846" w:type="dxa"/>
-            <w:vAlign w:val="center"/>
-          </w:tcPr>
-          <w:p>
-            <w:pPr>
-              <w:spacing w:after="0" w:line="360" w:lineRule="auto"/>
-              <w:rPr>
-                <w:sz w:val="20"/>
-                <w:szCs w:val="20"/>
-              </w:rPr>
-            </w:pPr>
-            <w:r>
-              <w:rPr>
-                <w:rFonts w:ascii="Aptos" w:hAnsi="Aptos"/>
-                <w:color w:val="101820"/>
-                <w:sz w:val="20"/>
-                <w:szCs w:val="20"/>
-              </w:rPr>
-              <w:t>ASTM D882</w:t>
+                <w:rFonts w:ascii="Aptos" w:hAnsi="Aptos"/>
+                <w:color w:val="101820"/>
+                <w:sz w:val="20"/>
+                <w:szCs w:val="20"/>
+              </w:rPr>
+            </w:pPr>
+          </w:p>
+        </w:tc>
+        <w:tc>
+          <w:tcPr>
+            <w:tcW w:w="3966" w:type="dxa"/>
+            <w:gridSpan w:val="3"/>
+            <w:vAlign w:val="center"/>
+          </w:tcPr>
+          <w:p>
+            <w:pPr>
+              <w:spacing w:after="0" w:line="360" w:lineRule="auto"/>
+              <w:jc w:val="center"/>
+              <w:rPr>
+                <w:rFonts w:ascii="Aptos" w:hAnsi="Aptos"/>
+                <w:color w:val="101820"/>
+                <w:sz w:val="20"/>
+                <w:szCs w:val="20"/>
+              </w:rPr>
+            </w:pPr>
+            <w:r>
+              <w:rPr>
+                <w:rFonts w:ascii="Aptos" w:hAnsi="Aptos"/>
+                <w:color w:val="101820"/>
+                <w:sz w:val="20"/>
+                <w:szCs w:val="20"/>
+              </w:rPr>
+              <w:t>≤</w:t>
+            </w:r>
+            <w:r>
+              <w:rPr>
+                <w:rFonts w:ascii="Aptos" w:hAnsi="Aptos"/>
+                <w:color w:val="101820"/>
+                <w:sz w:val="20"/>
+                <w:szCs w:val="20"/>
+              </w:rPr>
+              <w:t xml:space="preserve"> 3</w:t>
+            </w:r>
+          </w:p>
+        </w:tc>
+        <w:tc>
+          <w:tcPr>
+            <w:tcW w:w="1845" w:type="dxa"/>
+            <w:vAlign w:val="center"/>
+          </w:tcPr>
+          <w:p>
+            <w:pPr>
+              <w:spacing w:after="0" w:line="360" w:lineRule="auto"/>
+              <w:rPr>
+                <w:rFonts w:ascii="Aptos" w:hAnsi="Aptos"/>
+                <w:color w:val="101820"/>
+                <w:sz w:val="20"/>
+                <w:szCs w:val="20"/>
+              </w:rPr>
+            </w:pPr>
+            <w:r>
+              <w:rPr>
+                <w:rFonts w:ascii="Aptos" w:hAnsi="Aptos"/>
+                <w:color w:val="101820"/>
+                <w:sz w:val="20"/>
+                <w:szCs w:val="20"/>
+              </w:rPr>
+              <w:t>BMS TT 0.2</w:t>
             </w:r>
           </w:p>
         </w:tc>
@@ -2564,6 +3038,7 @@
       <w:pPr>
         <w:spacing w:before="120" w:after="60"/>
         <w:rPr>
+          <w:color w:val="FC6B00"/>
           <w:sz w:val="20"/>
           <w:szCs w:val="20"/>
         </w:rPr>
@@ -2572,7 +3047,7 @@
         <w:rPr>
           <w:rFonts w:ascii="Aptos Display" w:hAnsi="Aptos Display"/>
           <w:b/>
-          <w:color w:val="F2A51A"/>
+          <w:color w:val="FC6B00"/>
           <w:sz w:val="20"/>
           <w:szCs w:val="20"/>
         </w:rPr>
@@ -2599,7 +3074,6 @@
         <w:t>The numerical values reported in this data sheet are obtained from the average of the values recorded in our laboratory tests. Before final use, we recommend technical tests to ensure the film's suitability for the intended use. NODA PLAST Film is not responsible for inappropriate use of the product, and its liability is limited to the exclusive replacement of the product, excluding any compensation or damages of any kind.</w:t>
       </w:r>
     </w:p>
-    <w:p/>
     <w:sectPr>
       <w:type w:val="continuous"/>
       <w:pgSz w:w="11906" w:h="16838"/>
@@ -2684,16 +3158,17 @@
       <w:tblLook w:val="04A0" w:firstRow="1" w:lastRow="0" w:firstColumn="1" w:lastColumn="0" w:noHBand="0" w:noVBand="1"/>
     </w:tblPr>
     <w:tblGrid>
-      <w:gridCol w:w="5342"/>
-      <w:gridCol w:w="5124"/>
+      <w:gridCol w:w="5564"/>
+      <w:gridCol w:w="4563"/>
     </w:tblGrid>
     <w:tr>
       <w:trPr>
+        <w:trHeight w:val="959"/>
         <w:jc w:val="center"/>
       </w:trPr>
       <w:tc>
         <w:tcPr>
-          <w:tcW w:w="5688" w:type="dxa"/>
+          <w:tcW w:w="5564" w:type="dxa"/>
           <w:tcBorders>
             <w:top w:val="single" w:sz="0" w:space="0" w:color="FFFFFF"/>
             <w:left w:val="single" w:sz="0" w:space="0" w:color="FFFFFF"/>
@@ -2711,10 +3186,10 @@
               <w:noProof/>
             </w:rPr>
             <w:drawing>
-              <wp:inline distT="0" distB="0" distL="0" distR="0" wp14:anchorId="19EACF97" wp14:editId="602AA0CE">
-                <wp:extent cx="1760220" cy="464820"/>
-                <wp:effectExtent l="0" t="0" r="0" b="0"/>
-                <wp:docPr id="123882878" name="Picture 1"/>
+              <wp:inline distT="0" distB="0" distL="0" distR="0" wp14:anchorId="6FD6B522" wp14:editId="06735160">
+                <wp:extent cx="1994724" cy="571500"/>
+                <wp:effectExtent l="0" t="0" r="5715" b="0"/>
+                <wp:docPr id="1900253444" name="Picture 1"/>
                 <wp:cNvGraphicFramePr>
                   <a:graphicFrameLocks xmlns:a="http://schemas.openxmlformats.org/drawingml/2006/main" noChangeAspect="1"/>
                 </wp:cNvGraphicFramePr>
@@ -2743,7 +3218,7 @@
                       <pic:spPr bwMode="auto">
                         <a:xfrm>
                           <a:off x="0" y="0"/>
-                          <a:ext cx="1760220" cy="464820"/>
+                          <a:ext cx="2042534" cy="585198"/>
                         </a:xfrm>
                         <a:prstGeom prst="rect">
                           <a:avLst/>
@@ -2763,7 +3238,7 @@
       </w:tc>
       <w:tc>
         <w:tcPr>
-          <w:tcW w:w="5688" w:type="dxa"/>
+          <w:tcW w:w="4563" w:type="dxa"/>
           <w:tcBorders>
             <w:top w:val="single" w:sz="0" w:space="0" w:color="FFFFFF"/>
             <w:left w:val="single" w:sz="0" w:space="0" w:color="FFFFFF"/>
@@ -2775,12 +3250,15 @@
         <w:p>
           <w:pPr>
             <w:jc w:val="right"/>
+            <w:rPr>
+              <w:color w:val="FC6B00"/>
+            </w:rPr>
           </w:pPr>
           <w:r>
             <w:rPr>
               <w:rFonts w:ascii="Aptos" w:hAnsi="Aptos"/>
               <w:b/>
-              <w:color w:val="F2A51A"/>
+              <w:color w:val="FC6B00"/>
               <w:sz w:val="20"/>
             </w:rPr>
             <w:t>TECHNICAL DATA SHEET</w:t>
@@ -2803,6 +3281,570 @@
 <file path=word/numbering.xml><?xml version="1.0" encoding="utf-8"?>
 <w:numbering xmlns:wpc="http://schemas.microsoft.com/office/word/2010/wordprocessingCanvas" xmlns:cx="http://schemas.microsoft.com/office/drawing/2014/chartex" xmlns:cx1="http://schemas.microsoft.com/office/drawing/2015/9/8/chartex" xmlns:cx2="http://schemas.microsoft.com/office/drawing/2015/10/21/chartex" xmlns:cx3="http://schemas.microsoft.com/office/drawing/2016/5/9/chartex" xmlns:cx4="http://schemas.microsoft.com/office/drawing/2016/5/10/chartex" xmlns:cx5="http://schemas.microsoft.com/office/drawing/2016/5/11/chartex" xmlns:cx6="http://schemas.microsoft.com/office/drawing/2016/5/12/chartex" xmlns:cx7="http://schemas.microsoft.com/office/drawing/2016/5/13/chartex" xmlns:cx8="http://schemas.microsoft.com/office/drawing/2016/5/14/chartex" xmlns:mc="http://schemas.openxmlformats.org/markup-compatibility/2006" xmlns:aink="http://schemas.microsoft.com/office/drawing/2016/ink" xmlns:am3d="http://schemas.microsoft.com/office/drawing/2017/model3d" xmlns:o="urn:schemas-microsoft-com:office:office" xmlns:oel="http://schemas.microsoft.com/office/2019/extlst" xmlns:r="http://schemas.openxmlformats.org/officeDocument/2006/relationships" xmlns:m="http://schemas.openxmlformats.org/officeDocument/2006/math" xmlns:v="urn:schemas-microsoft-com:vml" xmlns:wp14="http://schemas.microsoft.com/office/word/2010/wordprocessingDrawing" xmlns:wp="http://schemas.openxmlformats.org/drawingml/2006/wordprocessingDrawing" xmlns:w10="urn:schemas-microsoft-com:office:word" xmlns:w="http://schemas.openxmlformats.org/wordprocessingml/2006/main" xmlns:w14="http://schemas.microsoft.com/office/word/2010/wordml" xmlns:w15="http://schemas.microsoft.com/office/word/2012/wordml" xmlns:w16cex="http://schemas.microsoft.com/office/word/2018/wordml/cex" xmlns:w16cid="http://schemas.microsoft.com/office/word/2016/wordml/cid" xmlns:w16="http://schemas.microsoft.com/office/word/2018/wordml" xmlns:w16du="http://schemas.microsoft.com/office/word/2023/wordml/word16du" xmlns:w16sdtdh="http://schemas.microsoft.com/office/word/2020/wordml/sdtdatahash" xmlns:w16sdtfl="http://schemas.microsoft.com/office/word/2024/wordml/sdtformatlock" xmlns:w16se="http://schemas.microsoft.com/office/word/2015/wordml/symex" xmlns:wpg="http://schemas.microsoft.com/office/word/2010/wordprocessingGroup" xmlns:wpi="http://schemas.microsoft.com/office/word/2010/wordprocessingInk" xmlns:wne="http://schemas.microsoft.com/office/word/2006/wordml" xmlns:wps="http://schemas.microsoft.com/office/word/2010/wordprocessingShape" mc:Ignorable="w14 w15 w16se w16cid w16 w16cex w16sdtdh w16sdtfl w16du wp14">
   <w:abstractNum w:abstractNumId="0" w15:restartNumberingAfterBreak="0">
+    <w:nsid w:val="1BFB1FF1"/>
+    <w:multiLevelType w:val="hybridMultilevel"/>
+    <w:tmpl w:val="22265CDC"/>
+    <w:lvl w:ilvl="0" w:tplc="10000001">
+      <w:start w:val="1"/>
+      <w:numFmt w:val="bullet"/>
+      <w:lvlText w:val=""/>
+      <w:lvlJc w:val="left"/>
+      <w:pPr>
+        <w:ind w:left="720" w:hanging="360"/>
+      </w:pPr>
+      <w:rPr>
+        <w:rFonts w:ascii="Symbol" w:hAnsi="Symbol" w:hint="default"/>
+      </w:rPr>
+    </w:lvl>
+    <w:lvl w:ilvl="1" w:tplc="10000003" w:tentative="1">
+      <w:start w:val="1"/>
+      <w:numFmt w:val="bullet"/>
+      <w:lvlText w:val="o"/>
+      <w:lvlJc w:val="left"/>
+      <w:pPr>
+        <w:ind w:left="1440" w:hanging="360"/>
+      </w:pPr>
+      <w:rPr>
+        <w:rFonts w:ascii="Courier New" w:hAnsi="Courier New" w:cs="Courier New" w:hint="default"/>
+      </w:rPr>
+    </w:lvl>
+    <w:lvl w:ilvl="2" w:tplc="10000005" w:tentative="1">
+      <w:start w:val="1"/>
+      <w:numFmt w:val="bullet"/>
+      <w:lvlText w:val=""/>
+      <w:lvlJc w:val="left"/>
+      <w:pPr>
+        <w:ind w:left="2160" w:hanging="360"/>
+      </w:pPr>
+      <w:rPr>
+        <w:rFonts w:ascii="Wingdings" w:hAnsi="Wingdings" w:hint="default"/>
+      </w:rPr>
+    </w:lvl>
+    <w:lvl w:ilvl="3" w:tplc="10000001" w:tentative="1">
+      <w:start w:val="1"/>
+      <w:numFmt w:val="bullet"/>
+      <w:lvlText w:val=""/>
+      <w:lvlJc w:val="left"/>
+      <w:pPr>
+        <w:ind w:left="2880" w:hanging="360"/>
+      </w:pPr>
+      <w:rPr>
+        <w:rFonts w:ascii="Symbol" w:hAnsi="Symbol" w:hint="default"/>
+      </w:rPr>
+    </w:lvl>
+    <w:lvl w:ilvl="4" w:tplc="10000003" w:tentative="1">
+      <w:start w:val="1"/>
+      <w:numFmt w:val="bullet"/>
+      <w:lvlText w:val="o"/>
+      <w:lvlJc w:val="left"/>
+      <w:pPr>
+        <w:ind w:left="3600" w:hanging="360"/>
+      </w:pPr>
+      <w:rPr>
+        <w:rFonts w:ascii="Courier New" w:hAnsi="Courier New" w:cs="Courier New" w:hint="default"/>
+      </w:rPr>
+    </w:lvl>
+    <w:lvl w:ilvl="5" w:tplc="10000005" w:tentative="1">
+      <w:start w:val="1"/>
+      <w:numFmt w:val="bullet"/>
+      <w:lvlText w:val=""/>
+      <w:lvlJc w:val="left"/>
+      <w:pPr>
+        <w:ind w:left="4320" w:hanging="360"/>
+      </w:pPr>
+      <w:rPr>
+        <w:rFonts w:ascii="Wingdings" w:hAnsi="Wingdings" w:hint="default"/>
+      </w:rPr>
+    </w:lvl>
+    <w:lvl w:ilvl="6" w:tplc="10000001" w:tentative="1">
+      <w:start w:val="1"/>
+      <w:numFmt w:val="bullet"/>
+      <w:lvlText w:val=""/>
+      <w:lvlJc w:val="left"/>
+      <w:pPr>
+        <w:ind w:left="5040" w:hanging="360"/>
+      </w:pPr>
+      <w:rPr>
+        <w:rFonts w:ascii="Symbol" w:hAnsi="Symbol" w:hint="default"/>
+      </w:rPr>
+    </w:lvl>
+    <w:lvl w:ilvl="7" w:tplc="10000003" w:tentative="1">
+      <w:start w:val="1"/>
+      <w:numFmt w:val="bullet"/>
+      <w:lvlText w:val="o"/>
+      <w:lvlJc w:val="left"/>
+      <w:pPr>
+        <w:ind w:left="5760" w:hanging="360"/>
+      </w:pPr>
+      <w:rPr>
+        <w:rFonts w:ascii="Courier New" w:hAnsi="Courier New" w:cs="Courier New" w:hint="default"/>
+      </w:rPr>
+    </w:lvl>
+    <w:lvl w:ilvl="8" w:tplc="10000005" w:tentative="1">
+      <w:start w:val="1"/>
+      <w:numFmt w:val="bullet"/>
+      <w:lvlText w:val=""/>
+      <w:lvlJc w:val="left"/>
+      <w:pPr>
+        <w:ind w:left="6480" w:hanging="360"/>
+      </w:pPr>
+      <w:rPr>
+        <w:rFonts w:ascii="Wingdings" w:hAnsi="Wingdings" w:hint="default"/>
+      </w:rPr>
+    </w:lvl>
+  </w:abstractNum>
+  <w:abstractNum w:abstractNumId="1" w15:restartNumberingAfterBreak="0">
+    <w:nsid w:val="1F762EDA"/>
+    <w:multiLevelType w:val="hybridMultilevel"/>
+    <w:tmpl w:val="471EC2F4"/>
+    <w:lvl w:ilvl="0" w:tplc="10000001">
+      <w:start w:val="1"/>
+      <w:numFmt w:val="bullet"/>
+      <w:lvlText w:val=""/>
+      <w:lvlJc w:val="left"/>
+      <w:pPr>
+        <w:ind w:left="720" w:hanging="360"/>
+      </w:pPr>
+      <w:rPr>
+        <w:rFonts w:ascii="Symbol" w:hAnsi="Symbol" w:hint="default"/>
+      </w:rPr>
+    </w:lvl>
+    <w:lvl w:ilvl="1" w:tplc="10000003" w:tentative="1">
+      <w:start w:val="1"/>
+      <w:numFmt w:val="bullet"/>
+      <w:lvlText w:val="o"/>
+      <w:lvlJc w:val="left"/>
+      <w:pPr>
+        <w:ind w:left="1440" w:hanging="360"/>
+      </w:pPr>
+      <w:rPr>
+        <w:rFonts w:ascii="Courier New" w:hAnsi="Courier New" w:cs="Courier New" w:hint="default"/>
+      </w:rPr>
+    </w:lvl>
+    <w:lvl w:ilvl="2" w:tplc="10000005" w:tentative="1">
+      <w:start w:val="1"/>
+      <w:numFmt w:val="bullet"/>
+      <w:lvlText w:val=""/>
+      <w:lvlJc w:val="left"/>
+      <w:pPr>
+        <w:ind w:left="2160" w:hanging="360"/>
+      </w:pPr>
+      <w:rPr>
+        <w:rFonts w:ascii="Wingdings" w:hAnsi="Wingdings" w:hint="default"/>
+      </w:rPr>
+    </w:lvl>
+    <w:lvl w:ilvl="3" w:tplc="10000001" w:tentative="1">
+      <w:start w:val="1"/>
+      <w:numFmt w:val="bullet"/>
+      <w:lvlText w:val=""/>
+      <w:lvlJc w:val="left"/>
+      <w:pPr>
+        <w:ind w:left="2880" w:hanging="360"/>
+      </w:pPr>
+      <w:rPr>
+        <w:rFonts w:ascii="Symbol" w:hAnsi="Symbol" w:hint="default"/>
+      </w:rPr>
+    </w:lvl>
+    <w:lvl w:ilvl="4" w:tplc="10000003" w:tentative="1">
+      <w:start w:val="1"/>
+      <w:numFmt w:val="bullet"/>
+      <w:lvlText w:val="o"/>
+      <w:lvlJc w:val="left"/>
+      <w:pPr>
+        <w:ind w:left="3600" w:hanging="360"/>
+      </w:pPr>
+      <w:rPr>
+        <w:rFonts w:ascii="Courier New" w:hAnsi="Courier New" w:cs="Courier New" w:hint="default"/>
+      </w:rPr>
+    </w:lvl>
+    <w:lvl w:ilvl="5" w:tplc="10000005" w:tentative="1">
+      <w:start w:val="1"/>
+      <w:numFmt w:val="bullet"/>
+      <w:lvlText w:val=""/>
+      <w:lvlJc w:val="left"/>
+      <w:pPr>
+        <w:ind w:left="4320" w:hanging="360"/>
+      </w:pPr>
+      <w:rPr>
+        <w:rFonts w:ascii="Wingdings" w:hAnsi="Wingdings" w:hint="default"/>
+      </w:rPr>
+    </w:lvl>
+    <w:lvl w:ilvl="6" w:tplc="10000001" w:tentative="1">
+      <w:start w:val="1"/>
+      <w:numFmt w:val="bullet"/>
+      <w:lvlText w:val=""/>
+      <w:lvlJc w:val="left"/>
+      <w:pPr>
+        <w:ind w:left="5040" w:hanging="360"/>
+      </w:pPr>
+      <w:rPr>
+        <w:rFonts w:ascii="Symbol" w:hAnsi="Symbol" w:hint="default"/>
+      </w:rPr>
+    </w:lvl>
+    <w:lvl w:ilvl="7" w:tplc="10000003" w:tentative="1">
+      <w:start w:val="1"/>
+      <w:numFmt w:val="bullet"/>
+      <w:lvlText w:val="o"/>
+      <w:lvlJc w:val="left"/>
+      <w:pPr>
+        <w:ind w:left="5760" w:hanging="360"/>
+      </w:pPr>
+      <w:rPr>
+        <w:rFonts w:ascii="Courier New" w:hAnsi="Courier New" w:cs="Courier New" w:hint="default"/>
+      </w:rPr>
+    </w:lvl>
+    <w:lvl w:ilvl="8" w:tplc="10000005" w:tentative="1">
+      <w:start w:val="1"/>
+      <w:numFmt w:val="bullet"/>
+      <w:lvlText w:val=""/>
+      <w:lvlJc w:val="left"/>
+      <w:pPr>
+        <w:ind w:left="6480" w:hanging="360"/>
+      </w:pPr>
+      <w:rPr>
+        <w:rFonts w:ascii="Wingdings" w:hAnsi="Wingdings" w:hint="default"/>
+      </w:rPr>
+    </w:lvl>
+  </w:abstractNum>
+  <w:abstractNum w:abstractNumId="2" w15:restartNumberingAfterBreak="0">
+    <w:nsid w:val="2C271E88"/>
+    <w:multiLevelType w:val="hybridMultilevel"/>
+    <w:tmpl w:val="E190013E"/>
+    <w:lvl w:ilvl="0" w:tplc="10000001">
+      <w:start w:val="1"/>
+      <w:numFmt w:val="bullet"/>
+      <w:lvlText w:val=""/>
+      <w:lvlJc w:val="left"/>
+      <w:pPr>
+        <w:ind w:left="720" w:hanging="360"/>
+      </w:pPr>
+      <w:rPr>
+        <w:rFonts w:ascii="Symbol" w:hAnsi="Symbol" w:hint="default"/>
+      </w:rPr>
+    </w:lvl>
+    <w:lvl w:ilvl="1" w:tplc="10000003" w:tentative="1">
+      <w:start w:val="1"/>
+      <w:numFmt w:val="bullet"/>
+      <w:lvlText w:val="o"/>
+      <w:lvlJc w:val="left"/>
+      <w:pPr>
+        <w:ind w:left="1440" w:hanging="360"/>
+      </w:pPr>
+      <w:rPr>
+        <w:rFonts w:ascii="Courier New" w:hAnsi="Courier New" w:cs="Courier New" w:hint="default"/>
+      </w:rPr>
+    </w:lvl>
+    <w:lvl w:ilvl="2" w:tplc="10000005" w:tentative="1">
+      <w:start w:val="1"/>
+      <w:numFmt w:val="bullet"/>
+      <w:lvlText w:val=""/>
+      <w:lvlJc w:val="left"/>
+      <w:pPr>
+        <w:ind w:left="2160" w:hanging="360"/>
+      </w:pPr>
+      <w:rPr>
+        <w:rFonts w:ascii="Wingdings" w:hAnsi="Wingdings" w:hint="default"/>
+      </w:rPr>
+    </w:lvl>
+    <w:lvl w:ilvl="3" w:tplc="10000001" w:tentative="1">
+      <w:start w:val="1"/>
+      <w:numFmt w:val="bullet"/>
+      <w:lvlText w:val=""/>
+      <w:lvlJc w:val="left"/>
+      <w:pPr>
+        <w:ind w:left="2880" w:hanging="360"/>
+      </w:pPr>
+      <w:rPr>
+        <w:rFonts w:ascii="Symbol" w:hAnsi="Symbol" w:hint="default"/>
+      </w:rPr>
+    </w:lvl>
+    <w:lvl w:ilvl="4" w:tplc="10000003" w:tentative="1">
+      <w:start w:val="1"/>
+      <w:numFmt w:val="bullet"/>
+      <w:lvlText w:val="o"/>
+      <w:lvlJc w:val="left"/>
+      <w:pPr>
+        <w:ind w:left="3600" w:hanging="360"/>
+      </w:pPr>
+      <w:rPr>
+        <w:rFonts w:ascii="Courier New" w:hAnsi="Courier New" w:cs="Courier New" w:hint="default"/>
+      </w:rPr>
+    </w:lvl>
+    <w:lvl w:ilvl="5" w:tplc="10000005" w:tentative="1">
+      <w:start w:val="1"/>
+      <w:numFmt w:val="bullet"/>
+      <w:lvlText w:val=""/>
+      <w:lvlJc w:val="left"/>
+      <w:pPr>
+        <w:ind w:left="4320" w:hanging="360"/>
+      </w:pPr>
+      <w:rPr>
+        <w:rFonts w:ascii="Wingdings" w:hAnsi="Wingdings" w:hint="default"/>
+      </w:rPr>
+    </w:lvl>
+    <w:lvl w:ilvl="6" w:tplc="10000001" w:tentative="1">
+      <w:start w:val="1"/>
+      <w:numFmt w:val="bullet"/>
+      <w:lvlText w:val=""/>
+      <w:lvlJc w:val="left"/>
+      <w:pPr>
+        <w:ind w:left="5040" w:hanging="360"/>
+      </w:pPr>
+      <w:rPr>
+        <w:rFonts w:ascii="Symbol" w:hAnsi="Symbol" w:hint="default"/>
+      </w:rPr>
+    </w:lvl>
+    <w:lvl w:ilvl="7" w:tplc="10000003" w:tentative="1">
+      <w:start w:val="1"/>
+      <w:numFmt w:val="bullet"/>
+      <w:lvlText w:val="o"/>
+      <w:lvlJc w:val="left"/>
+      <w:pPr>
+        <w:ind w:left="5760" w:hanging="360"/>
+      </w:pPr>
+      <w:rPr>
+        <w:rFonts w:ascii="Courier New" w:hAnsi="Courier New" w:cs="Courier New" w:hint="default"/>
+      </w:rPr>
+    </w:lvl>
+    <w:lvl w:ilvl="8" w:tplc="10000005" w:tentative="1">
+      <w:start w:val="1"/>
+      <w:numFmt w:val="bullet"/>
+      <w:lvlText w:val=""/>
+      <w:lvlJc w:val="left"/>
+      <w:pPr>
+        <w:ind w:left="6480" w:hanging="360"/>
+      </w:pPr>
+      <w:rPr>
+        <w:rFonts w:ascii="Wingdings" w:hAnsi="Wingdings" w:hint="default"/>
+      </w:rPr>
+    </w:lvl>
+  </w:abstractNum>
+  <w:abstractNum w:abstractNumId="3" w15:restartNumberingAfterBreak="0">
+    <w:nsid w:val="313F0591"/>
+    <w:multiLevelType w:val="hybridMultilevel"/>
+    <w:tmpl w:val="DD7EEFBA"/>
+    <w:lvl w:ilvl="0" w:tplc="6DB42E48">
+      <w:start w:val="37"/>
+      <w:numFmt w:val="bullet"/>
+      <w:lvlText w:val=""/>
+      <w:lvlJc w:val="left"/>
+      <w:pPr>
+        <w:ind w:left="720" w:hanging="360"/>
+      </w:pPr>
+      <w:rPr>
+        <w:rFonts w:ascii="Wingdings" w:eastAsiaTheme="minorEastAsia" w:hAnsi="Wingdings" w:cstheme="minorBidi" w:hint="default"/>
+      </w:rPr>
+    </w:lvl>
+    <w:lvl w:ilvl="1" w:tplc="10000003" w:tentative="1">
+      <w:start w:val="1"/>
+      <w:numFmt w:val="bullet"/>
+      <w:lvlText w:val="o"/>
+      <w:lvlJc w:val="left"/>
+      <w:pPr>
+        <w:ind w:left="1440" w:hanging="360"/>
+      </w:pPr>
+      <w:rPr>
+        <w:rFonts w:ascii="Courier New" w:hAnsi="Courier New" w:cs="Courier New" w:hint="default"/>
+      </w:rPr>
+    </w:lvl>
+    <w:lvl w:ilvl="2" w:tplc="10000005" w:tentative="1">
+      <w:start w:val="1"/>
+      <w:numFmt w:val="bullet"/>
+      <w:lvlText w:val=""/>
+      <w:lvlJc w:val="left"/>
+      <w:pPr>
+        <w:ind w:left="2160" w:hanging="360"/>
+      </w:pPr>
+      <w:rPr>
+        <w:rFonts w:ascii="Wingdings" w:hAnsi="Wingdings" w:hint="default"/>
+      </w:rPr>
+    </w:lvl>
+    <w:lvl w:ilvl="3" w:tplc="10000001" w:tentative="1">
+      <w:start w:val="1"/>
+      <w:numFmt w:val="bullet"/>
+      <w:lvlText w:val=""/>
+      <w:lvlJc w:val="left"/>
+      <w:pPr>
+        <w:ind w:left="2880" w:hanging="360"/>
+      </w:pPr>
+      <w:rPr>
+        <w:rFonts w:ascii="Symbol" w:hAnsi="Symbol" w:hint="default"/>
+      </w:rPr>
+    </w:lvl>
+    <w:lvl w:ilvl="4" w:tplc="10000003" w:tentative="1">
+      <w:start w:val="1"/>
+      <w:numFmt w:val="bullet"/>
+      <w:lvlText w:val="o"/>
+      <w:lvlJc w:val="left"/>
+      <w:pPr>
+        <w:ind w:left="3600" w:hanging="360"/>
+      </w:pPr>
+      <w:rPr>
+        <w:rFonts w:ascii="Courier New" w:hAnsi="Courier New" w:cs="Courier New" w:hint="default"/>
+      </w:rPr>
+    </w:lvl>
+    <w:lvl w:ilvl="5" w:tplc="10000005" w:tentative="1">
+      <w:start w:val="1"/>
+      <w:numFmt w:val="bullet"/>
+      <w:lvlText w:val=""/>
+      <w:lvlJc w:val="left"/>
+      <w:pPr>
+        <w:ind w:left="4320" w:hanging="360"/>
+      </w:pPr>
+      <w:rPr>
+        <w:rFonts w:ascii="Wingdings" w:hAnsi="Wingdings" w:hint="default"/>
+      </w:rPr>
+    </w:lvl>
+    <w:lvl w:ilvl="6" w:tplc="10000001" w:tentative="1">
+      <w:start w:val="1"/>
+      <w:numFmt w:val="bullet"/>
+      <w:lvlText w:val=""/>
+      <w:lvlJc w:val="left"/>
+      <w:pPr>
+        <w:ind w:left="5040" w:hanging="360"/>
+      </w:pPr>
+      <w:rPr>
+        <w:rFonts w:ascii="Symbol" w:hAnsi="Symbol" w:hint="default"/>
+      </w:rPr>
+    </w:lvl>
+    <w:lvl w:ilvl="7" w:tplc="10000003" w:tentative="1">
+      <w:start w:val="1"/>
+      <w:numFmt w:val="bullet"/>
+      <w:lvlText w:val="o"/>
+      <w:lvlJc w:val="left"/>
+      <w:pPr>
+        <w:ind w:left="5760" w:hanging="360"/>
+      </w:pPr>
+      <w:rPr>
+        <w:rFonts w:ascii="Courier New" w:hAnsi="Courier New" w:cs="Courier New" w:hint="default"/>
+      </w:rPr>
+    </w:lvl>
+    <w:lvl w:ilvl="8" w:tplc="10000005" w:tentative="1">
+      <w:start w:val="1"/>
+      <w:numFmt w:val="bullet"/>
+      <w:lvlText w:val=""/>
+      <w:lvlJc w:val="left"/>
+      <w:pPr>
+        <w:ind w:left="6480" w:hanging="360"/>
+      </w:pPr>
+      <w:rPr>
+        <w:rFonts w:ascii="Wingdings" w:hAnsi="Wingdings" w:hint="default"/>
+      </w:rPr>
+    </w:lvl>
+  </w:abstractNum>
+  <w:abstractNum w:abstractNumId="4" w15:restartNumberingAfterBreak="0">
+    <w:nsid w:val="3536148C"/>
+    <w:multiLevelType w:val="hybridMultilevel"/>
+    <w:tmpl w:val="37BC922E"/>
+    <w:lvl w:ilvl="0" w:tplc="BA4C9E44">
+      <w:numFmt w:val="bullet"/>
+      <w:lvlText w:val=""/>
+      <w:lvlJc w:val="left"/>
+      <w:pPr>
+        <w:ind w:left="720" w:hanging="360"/>
+      </w:pPr>
+      <w:rPr>
+        <w:rFonts w:ascii="Aptos" w:eastAsiaTheme="minorEastAsia" w:hAnsi="Aptos" w:cstheme="minorBidi" w:hint="default"/>
+      </w:rPr>
+    </w:lvl>
+    <w:lvl w:ilvl="1" w:tplc="10000003" w:tentative="1">
+      <w:start w:val="1"/>
+      <w:numFmt w:val="bullet"/>
+      <w:lvlText w:val="o"/>
+      <w:lvlJc w:val="left"/>
+      <w:pPr>
+        <w:ind w:left="1440" w:hanging="360"/>
+      </w:pPr>
+      <w:rPr>
+        <w:rFonts w:ascii="Courier New" w:hAnsi="Courier New" w:cs="Courier New" w:hint="default"/>
+      </w:rPr>
+    </w:lvl>
+    <w:lvl w:ilvl="2" w:tplc="10000005" w:tentative="1">
+      <w:start w:val="1"/>
+      <w:numFmt w:val="bullet"/>
+      <w:lvlText w:val=""/>
+      <w:lvlJc w:val="left"/>
+      <w:pPr>
+        <w:ind w:left="2160" w:hanging="360"/>
+      </w:pPr>
+      <w:rPr>
+        <w:rFonts w:ascii="Wingdings" w:hAnsi="Wingdings" w:hint="default"/>
+      </w:rPr>
+    </w:lvl>
+    <w:lvl w:ilvl="3" w:tplc="10000001" w:tentative="1">
+      <w:start w:val="1"/>
+      <w:numFmt w:val="bullet"/>
+      <w:lvlText w:val=""/>
+      <w:lvlJc w:val="left"/>
+      <w:pPr>
+        <w:ind w:left="2880" w:hanging="360"/>
+      </w:pPr>
+      <w:rPr>
+        <w:rFonts w:ascii="Symbol" w:hAnsi="Symbol" w:hint="default"/>
+      </w:rPr>
+    </w:lvl>
+    <w:lvl w:ilvl="4" w:tplc="10000003" w:tentative="1">
+      <w:start w:val="1"/>
+      <w:numFmt w:val="bullet"/>
+      <w:lvlText w:val="o"/>
+      <w:lvlJc w:val="left"/>
+      <w:pPr>
+        <w:ind w:left="3600" w:hanging="360"/>
+      </w:pPr>
+      <w:rPr>
+        <w:rFonts w:ascii="Courier New" w:hAnsi="Courier New" w:cs="Courier New" w:hint="default"/>
+      </w:rPr>
+    </w:lvl>
+    <w:lvl w:ilvl="5" w:tplc="10000005" w:tentative="1">
+      <w:start w:val="1"/>
+      <w:numFmt w:val="bullet"/>
+      <w:lvlText w:val=""/>
+      <w:lvlJc w:val="left"/>
+      <w:pPr>
+        <w:ind w:left="4320" w:hanging="360"/>
+      </w:pPr>
+      <w:rPr>
+        <w:rFonts w:ascii="Wingdings" w:hAnsi="Wingdings" w:hint="default"/>
+      </w:rPr>
+    </w:lvl>
+    <w:lvl w:ilvl="6" w:tplc="10000001" w:tentative="1">
+      <w:start w:val="1"/>
+      <w:numFmt w:val="bullet"/>
+      <w:lvlText w:val=""/>
+      <w:lvlJc w:val="left"/>
+      <w:pPr>
+        <w:ind w:left="5040" w:hanging="360"/>
+      </w:pPr>
+      <w:rPr>
+        <w:rFonts w:ascii="Symbol" w:hAnsi="Symbol" w:hint="default"/>
+      </w:rPr>
+    </w:lvl>
+    <w:lvl w:ilvl="7" w:tplc="10000003" w:tentative="1">
+      <w:start w:val="1"/>
+      <w:numFmt w:val="bullet"/>
+      <w:lvlText w:val="o"/>
+      <w:lvlJc w:val="left"/>
+      <w:pPr>
+        <w:ind w:left="5760" w:hanging="360"/>
+      </w:pPr>
+      <w:rPr>
+        <w:rFonts w:ascii="Courier New" w:hAnsi="Courier New" w:cs="Courier New" w:hint="default"/>
+      </w:rPr>
+    </w:lvl>
+    <w:lvl w:ilvl="8" w:tplc="10000005" w:tentative="1">
+      <w:start w:val="1"/>
+      <w:numFmt w:val="bullet"/>
+      <w:lvlText w:val=""/>
+      <w:lvlJc w:val="left"/>
+      <w:pPr>
+        <w:ind w:left="6480" w:hanging="360"/>
+      </w:pPr>
+      <w:rPr>
+        <w:rFonts w:ascii="Wingdings" w:hAnsi="Wingdings" w:hint="default"/>
+      </w:rPr>
+    </w:lvl>
+  </w:abstractNum>
+  <w:abstractNum w:abstractNumId="5" w15:restartNumberingAfterBreak="0">
     <w:nsid w:val="3BD518A2"/>
     <w:multiLevelType w:val="hybridMultilevel"/>
     <w:tmpl w:val="723CED92"/>
@@ -2915,7 +3957,119 @@
       </w:rPr>
     </w:lvl>
   </w:abstractNum>
-  <w:abstractNum w:abstractNumId="1" w15:restartNumberingAfterBreak="0">
+  <w:abstractNum w:abstractNumId="6" w15:restartNumberingAfterBreak="0">
+    <w:nsid w:val="4108168A"/>
+    <w:multiLevelType w:val="hybridMultilevel"/>
+    <w:tmpl w:val="763AF57C"/>
+    <w:lvl w:ilvl="0" w:tplc="5DD67644">
+      <w:numFmt w:val="bullet"/>
+      <w:lvlText w:val=""/>
+      <w:lvlJc w:val="left"/>
+      <w:pPr>
+        <w:ind w:left="1080" w:hanging="360"/>
+      </w:pPr>
+      <w:rPr>
+        <w:rFonts w:ascii="Aptos" w:eastAsiaTheme="minorEastAsia" w:hAnsi="Aptos" w:cstheme="minorBidi" w:hint="default"/>
+      </w:rPr>
+    </w:lvl>
+    <w:lvl w:ilvl="1" w:tplc="10000003" w:tentative="1">
+      <w:start w:val="1"/>
+      <w:numFmt w:val="bullet"/>
+      <w:lvlText w:val="o"/>
+      <w:lvlJc w:val="left"/>
+      <w:pPr>
+        <w:ind w:left="1800" w:hanging="360"/>
+      </w:pPr>
+      <w:rPr>
+        <w:rFonts w:ascii="Courier New" w:hAnsi="Courier New" w:cs="Courier New" w:hint="default"/>
+      </w:rPr>
+    </w:lvl>
+    <w:lvl w:ilvl="2" w:tplc="10000005" w:tentative="1">
+      <w:start w:val="1"/>
+      <w:numFmt w:val="bullet"/>
+      <w:lvlText w:val=""/>
+      <w:lvlJc w:val="left"/>
+      <w:pPr>
+        <w:ind w:left="2520" w:hanging="360"/>
+      </w:pPr>
+      <w:rPr>
+        <w:rFonts w:ascii="Wingdings" w:hAnsi="Wingdings" w:hint="default"/>
+      </w:rPr>
+    </w:lvl>
+    <w:lvl w:ilvl="3" w:tplc="10000001" w:tentative="1">
+      <w:start w:val="1"/>
+      <w:numFmt w:val="bullet"/>
+      <w:lvlText w:val=""/>
+      <w:lvlJc w:val="left"/>
+      <w:pPr>
+        <w:ind w:left="3240" w:hanging="360"/>
+      </w:pPr>
+      <w:rPr>
+        <w:rFonts w:ascii="Symbol" w:hAnsi="Symbol" w:hint="default"/>
+      </w:rPr>
+    </w:lvl>
+    <w:lvl w:ilvl="4" w:tplc="10000003" w:tentative="1">
+      <w:start w:val="1"/>
+      <w:numFmt w:val="bullet"/>
+      <w:lvlText w:val="o"/>
+      <w:lvlJc w:val="left"/>
+      <w:pPr>
+        <w:ind w:left="3960" w:hanging="360"/>
+      </w:pPr>
+      <w:rPr>
+        <w:rFonts w:ascii="Courier New" w:hAnsi="Courier New" w:cs="Courier New" w:hint="default"/>
+      </w:rPr>
+    </w:lvl>
+    <w:lvl w:ilvl="5" w:tplc="10000005" w:tentative="1">
+      <w:start w:val="1"/>
+      <w:numFmt w:val="bullet"/>
+      <w:lvlText w:val=""/>
+      <w:lvlJc w:val="left"/>
+      <w:pPr>
+        <w:ind w:left="4680" w:hanging="360"/>
+      </w:pPr>
+      <w:rPr>
+        <w:rFonts w:ascii="Wingdings" w:hAnsi="Wingdings" w:hint="default"/>
+      </w:rPr>
+    </w:lvl>
+    <w:lvl w:ilvl="6" w:tplc="10000001" w:tentative="1">
+      <w:start w:val="1"/>
+      <w:numFmt w:val="bullet"/>
+      <w:lvlText w:val=""/>
+      <w:lvlJc w:val="left"/>
+      <w:pPr>
+        <w:ind w:left="5400" w:hanging="360"/>
+      </w:pPr>
+      <w:rPr>
+        <w:rFonts w:ascii="Symbol" w:hAnsi="Symbol" w:hint="default"/>
+      </w:rPr>
+    </w:lvl>
+    <w:lvl w:ilvl="7" w:tplc="10000003" w:tentative="1">
+      <w:start w:val="1"/>
+      <w:numFmt w:val="bullet"/>
+      <w:lvlText w:val="o"/>
+      <w:lvlJc w:val="left"/>
+      <w:pPr>
+        <w:ind w:left="6120" w:hanging="360"/>
+      </w:pPr>
+      <w:rPr>
+        <w:rFonts w:ascii="Courier New" w:hAnsi="Courier New" w:cs="Courier New" w:hint="default"/>
+      </w:rPr>
+    </w:lvl>
+    <w:lvl w:ilvl="8" w:tplc="10000005" w:tentative="1">
+      <w:start w:val="1"/>
+      <w:numFmt w:val="bullet"/>
+      <w:lvlText w:val=""/>
+      <w:lvlJc w:val="left"/>
+      <w:pPr>
+        <w:ind w:left="6840" w:hanging="360"/>
+      </w:pPr>
+      <w:rPr>
+        <w:rFonts w:ascii="Wingdings" w:hAnsi="Wingdings" w:hint="default"/>
+      </w:rPr>
+    </w:lvl>
+  </w:abstractNum>
+  <w:abstractNum w:abstractNumId="7" w15:restartNumberingAfterBreak="0">
     <w:nsid w:val="49173AC4"/>
     <w:multiLevelType w:val="hybridMultilevel"/>
     <w:tmpl w:val="704EDBCC"/>
@@ -3028,11 +4182,261 @@
       </w:rPr>
     </w:lvl>
   </w:abstractNum>
+  <w:abstractNum w:abstractNumId="8" w15:restartNumberingAfterBreak="0">
+    <w:nsid w:val="51626A06"/>
+    <w:multiLevelType w:val="hybridMultilevel"/>
+    <w:tmpl w:val="25FCAD38"/>
+    <w:lvl w:ilvl="0" w:tplc="10000001">
+      <w:start w:val="1"/>
+      <w:numFmt w:val="bullet"/>
+      <w:lvlText w:val=""/>
+      <w:lvlJc w:val="left"/>
+      <w:pPr>
+        <w:ind w:left="720" w:hanging="360"/>
+      </w:pPr>
+      <w:rPr>
+        <w:rFonts w:ascii="Symbol" w:hAnsi="Symbol" w:hint="default"/>
+      </w:rPr>
+    </w:lvl>
+    <w:lvl w:ilvl="1" w:tplc="FFFFFFFF" w:tentative="1">
+      <w:start w:val="1"/>
+      <w:numFmt w:val="bullet"/>
+      <w:lvlText w:val="o"/>
+      <w:lvlJc w:val="left"/>
+      <w:pPr>
+        <w:ind w:left="1440" w:hanging="360"/>
+      </w:pPr>
+      <w:rPr>
+        <w:rFonts w:ascii="Courier New" w:hAnsi="Courier New" w:cs="Courier New" w:hint="default"/>
+      </w:rPr>
+    </w:lvl>
+    <w:lvl w:ilvl="2" w:tplc="FFFFFFFF" w:tentative="1">
+      <w:start w:val="1"/>
+      <w:numFmt w:val="bullet"/>
+      <w:lvlText w:val=""/>
+      <w:lvlJc w:val="left"/>
+      <w:pPr>
+        <w:ind w:left="2160" w:hanging="360"/>
+      </w:pPr>
+      <w:rPr>
+        <w:rFonts w:ascii="Wingdings" w:hAnsi="Wingdings" w:hint="default"/>
+      </w:rPr>
+    </w:lvl>
+    <w:lvl w:ilvl="3" w:tplc="FFFFFFFF" w:tentative="1">
+      <w:start w:val="1"/>
+      <w:numFmt w:val="bullet"/>
+      <w:lvlText w:val=""/>
+      <w:lvlJc w:val="left"/>
+      <w:pPr>
+        <w:ind w:left="2880" w:hanging="360"/>
+      </w:pPr>
+      <w:rPr>
+        <w:rFonts w:ascii="Symbol" w:hAnsi="Symbol" w:hint="default"/>
+      </w:rPr>
+    </w:lvl>
+    <w:lvl w:ilvl="4" w:tplc="FFFFFFFF" w:tentative="1">
+      <w:start w:val="1"/>
+      <w:numFmt w:val="bullet"/>
+      <w:lvlText w:val="o"/>
+      <w:lvlJc w:val="left"/>
+      <w:pPr>
+        <w:ind w:left="3600" w:hanging="360"/>
+      </w:pPr>
+      <w:rPr>
+        <w:rFonts w:ascii="Courier New" w:hAnsi="Courier New" w:cs="Courier New" w:hint="default"/>
+      </w:rPr>
+    </w:lvl>
+    <w:lvl w:ilvl="5" w:tplc="FFFFFFFF" w:tentative="1">
+      <w:start w:val="1"/>
+      <w:numFmt w:val="bullet"/>
+      <w:lvlText w:val=""/>
+      <w:lvlJc w:val="left"/>
+      <w:pPr>
+        <w:ind w:left="4320" w:hanging="360"/>
+      </w:pPr>
+      <w:rPr>
+        <w:rFonts w:ascii="Wingdings" w:hAnsi="Wingdings" w:hint="default"/>
+      </w:rPr>
+    </w:lvl>
+    <w:lvl w:ilvl="6" w:tplc="FFFFFFFF" w:tentative="1">
+      <w:start w:val="1"/>
+      <w:numFmt w:val="bullet"/>
+      <w:lvlText w:val=""/>
+      <w:lvlJc w:val="left"/>
+      <w:pPr>
+        <w:ind w:left="5040" w:hanging="360"/>
+      </w:pPr>
+      <w:rPr>
+        <w:rFonts w:ascii="Symbol" w:hAnsi="Symbol" w:hint="default"/>
+      </w:rPr>
+    </w:lvl>
+    <w:lvl w:ilvl="7" w:tplc="FFFFFFFF" w:tentative="1">
+      <w:start w:val="1"/>
+      <w:numFmt w:val="bullet"/>
+      <w:lvlText w:val="o"/>
+      <w:lvlJc w:val="left"/>
+      <w:pPr>
+        <w:ind w:left="5760" w:hanging="360"/>
+      </w:pPr>
+      <w:rPr>
+        <w:rFonts w:ascii="Courier New" w:hAnsi="Courier New" w:cs="Courier New" w:hint="default"/>
+      </w:rPr>
+    </w:lvl>
+    <w:lvl w:ilvl="8" w:tplc="FFFFFFFF" w:tentative="1">
+      <w:start w:val="1"/>
+      <w:numFmt w:val="bullet"/>
+      <w:lvlText w:val=""/>
+      <w:lvlJc w:val="left"/>
+      <w:pPr>
+        <w:ind w:left="6480" w:hanging="360"/>
+      </w:pPr>
+      <w:rPr>
+        <w:rFonts w:ascii="Wingdings" w:hAnsi="Wingdings" w:hint="default"/>
+      </w:rPr>
+    </w:lvl>
+  </w:abstractNum>
+  <w:abstractNum w:abstractNumId="9" w15:restartNumberingAfterBreak="0">
+    <w:nsid w:val="64281AA5"/>
+    <w:multiLevelType w:val="hybridMultilevel"/>
+    <w:tmpl w:val="A4A60B9C"/>
+    <w:lvl w:ilvl="0" w:tplc="10000001">
+      <w:start w:val="1"/>
+      <w:numFmt w:val="bullet"/>
+      <w:lvlText w:val=""/>
+      <w:lvlJc w:val="left"/>
+      <w:pPr>
+        <w:ind w:left="720" w:hanging="360"/>
+      </w:pPr>
+      <w:rPr>
+        <w:rFonts w:ascii="Symbol" w:hAnsi="Symbol" w:hint="default"/>
+      </w:rPr>
+    </w:lvl>
+    <w:lvl w:ilvl="1" w:tplc="FFFFFFFF" w:tentative="1">
+      <w:start w:val="1"/>
+      <w:numFmt w:val="bullet"/>
+      <w:lvlText w:val="o"/>
+      <w:lvlJc w:val="left"/>
+      <w:pPr>
+        <w:ind w:left="1440" w:hanging="360"/>
+      </w:pPr>
+      <w:rPr>
+        <w:rFonts w:ascii="Courier New" w:hAnsi="Courier New" w:cs="Courier New" w:hint="default"/>
+      </w:rPr>
+    </w:lvl>
+    <w:lvl w:ilvl="2" w:tplc="FFFFFFFF" w:tentative="1">
+      <w:start w:val="1"/>
+      <w:numFmt w:val="bullet"/>
+      <w:lvlText w:val=""/>
+      <w:lvlJc w:val="left"/>
+      <w:pPr>
+        <w:ind w:left="2160" w:hanging="360"/>
+      </w:pPr>
+      <w:rPr>
+        <w:rFonts w:ascii="Wingdings" w:hAnsi="Wingdings" w:hint="default"/>
+      </w:rPr>
+    </w:lvl>
+    <w:lvl w:ilvl="3" w:tplc="FFFFFFFF" w:tentative="1">
+      <w:start w:val="1"/>
+      <w:numFmt w:val="bullet"/>
+      <w:lvlText w:val=""/>
+      <w:lvlJc w:val="left"/>
+      <w:pPr>
+        <w:ind w:left="2880" w:hanging="360"/>
+      </w:pPr>
+      <w:rPr>
+        <w:rFonts w:ascii="Symbol" w:hAnsi="Symbol" w:hint="default"/>
+      </w:rPr>
+    </w:lvl>
+    <w:lvl w:ilvl="4" w:tplc="FFFFFFFF" w:tentative="1">
+      <w:start w:val="1"/>
+      <w:numFmt w:val="bullet"/>
+      <w:lvlText w:val="o"/>
+      <w:lvlJc w:val="left"/>
+      <w:pPr>
+        <w:ind w:left="3600" w:hanging="360"/>
+      </w:pPr>
+      <w:rPr>
+        <w:rFonts w:ascii="Courier New" w:hAnsi="Courier New" w:cs="Courier New" w:hint="default"/>
+      </w:rPr>
+    </w:lvl>
+    <w:lvl w:ilvl="5" w:tplc="FFFFFFFF" w:tentative="1">
+      <w:start w:val="1"/>
+      <w:numFmt w:val="bullet"/>
+      <w:lvlText w:val=""/>
+      <w:lvlJc w:val="left"/>
+      <w:pPr>
+        <w:ind w:left="4320" w:hanging="360"/>
+      </w:pPr>
+      <w:rPr>
+        <w:rFonts w:ascii="Wingdings" w:hAnsi="Wingdings" w:hint="default"/>
+      </w:rPr>
+    </w:lvl>
+    <w:lvl w:ilvl="6" w:tplc="FFFFFFFF" w:tentative="1">
+      <w:start w:val="1"/>
+      <w:numFmt w:val="bullet"/>
+      <w:lvlText w:val=""/>
+      <w:lvlJc w:val="left"/>
+      <w:pPr>
+        <w:ind w:left="5040" w:hanging="360"/>
+      </w:pPr>
+      <w:rPr>
+        <w:rFonts w:ascii="Symbol" w:hAnsi="Symbol" w:hint="default"/>
+      </w:rPr>
+    </w:lvl>
+    <w:lvl w:ilvl="7" w:tplc="FFFFFFFF" w:tentative="1">
+      <w:start w:val="1"/>
+      <w:numFmt w:val="bullet"/>
+      <w:lvlText w:val="o"/>
+      <w:lvlJc w:val="left"/>
+      <w:pPr>
+        <w:ind w:left="5760" w:hanging="360"/>
+      </w:pPr>
+      <w:rPr>
+        <w:rFonts w:ascii="Courier New" w:hAnsi="Courier New" w:cs="Courier New" w:hint="default"/>
+      </w:rPr>
+    </w:lvl>
+    <w:lvl w:ilvl="8" w:tplc="FFFFFFFF" w:tentative="1">
+      <w:start w:val="1"/>
+      <w:numFmt w:val="bullet"/>
+      <w:lvlText w:val=""/>
+      <w:lvlJc w:val="left"/>
+      <w:pPr>
+        <w:ind w:left="6480" w:hanging="360"/>
+      </w:pPr>
+      <w:rPr>
+        <w:rFonts w:ascii="Wingdings" w:hAnsi="Wingdings" w:hint="default"/>
+      </w:rPr>
+    </w:lvl>
+  </w:abstractNum>
   <w:num w:numId="1" w16cid:durableId="887060979">
+    <w:abstractNumId w:val="5"/>
+  </w:num>
+  <w:num w:numId="2" w16cid:durableId="456801545">
+    <w:abstractNumId w:val="7"/>
+  </w:num>
+  <w:num w:numId="3" w16cid:durableId="633559250">
+    <w:abstractNumId w:val="2"/>
+  </w:num>
+  <w:num w:numId="4" w16cid:durableId="1502768727">
+    <w:abstractNumId w:val="4"/>
+  </w:num>
+  <w:num w:numId="5" w16cid:durableId="861944108">
+    <w:abstractNumId w:val="8"/>
+  </w:num>
+  <w:num w:numId="6" w16cid:durableId="447743136">
     <w:abstractNumId w:val="0"/>
   </w:num>
-  <w:num w:numId="2" w16cid:durableId="456801545">
+  <w:num w:numId="7" w16cid:durableId="1924028316">
+    <w:abstractNumId w:val="3"/>
+  </w:num>
+  <w:num w:numId="8" w16cid:durableId="962006123">
     <w:abstractNumId w:val="1"/>
+  </w:num>
+  <w:num w:numId="9" w16cid:durableId="1726444209">
+    <w:abstractNumId w:val="6"/>
+  </w:num>
+  <w:num w:numId="10" w16cid:durableId="1830780257">
+    <w:abstractNumId w:val="9"/>
   </w:num>
 </w:numbering>
 </file>

--- a/public/assets/tds/NLC.docx
+++ b/public/assets/tds/NLC.docx
@@ -10,6 +10,7 @@
         <w:rPr>
           <w:rFonts w:ascii="Aptos Display" w:hAnsi="Aptos Display"/>
           <w:b/>
+          <w:noProof/>
           <w:color w:val="101820"/>
           <w:sz w:val="62"/>
         </w:rPr>
@@ -130,42 +131,7 @@
           <w:sz w:val="20"/>
           <w:szCs w:val="20"/>
         </w:rPr>
-        <w:t xml:space="preserve">NLC is coextruded Transparent BOPP </w:t>
-      </w:r>
-      <w:r>
-        <w:rPr>
-          <w:sz w:val="20"/>
-          <w:szCs w:val="20"/>
-        </w:rPr>
-        <w:t>film,</w:t>
-      </w:r>
-      <w:r>
-        <w:rPr>
-          <w:sz w:val="20"/>
-          <w:szCs w:val="20"/>
-        </w:rPr>
-        <w:t xml:space="preserve"> one side Corona Treated and both sides non-</w:t>
-      </w:r>
-      <w:r>
-        <w:rPr>
-          <w:sz w:val="20"/>
-          <w:szCs w:val="20"/>
-        </w:rPr>
-        <w:t>sealable.</w:t>
-      </w:r>
-      <w:r>
-        <w:rPr>
-          <w:sz w:val="20"/>
-          <w:szCs w:val="20"/>
-        </w:rPr>
-        <w:t xml:space="preserve"> Film is used for Over wrap and wrap around </w:t>
-      </w:r>
-      <w:r>
-        <w:rPr>
-          <w:sz w:val="20"/>
-          <w:szCs w:val="20"/>
-        </w:rPr>
-        <w:t>Labeling.</w:t>
+        <w:t>NLC is coextruded Transparent BOPP film, one side Corona Treated and both sides non-sealable. Film is used for Over wrap and wrap around Labeling.</w:t>
       </w:r>
     </w:p>
     <w:p>
@@ -236,7 +202,6 @@
           <w:color w:val="101820"/>
           <w:sz w:val="20"/>
           <w:szCs w:val="20"/>
-          <w:lang/>
         </w:rPr>
       </w:pPr>
       <w:r>
@@ -246,125 +211,8 @@
           <w:color w:val="101820"/>
           <w:sz w:val="20"/>
           <w:szCs w:val="20"/>
-          <w:lang/>
         </w:rPr>
         <w:t xml:space="preserve">Excellent gloss and surface appearance </w:t>
-      </w:r>
-    </w:p>
-    <w:p>
-      <w:pPr>
-        <w:pStyle w:val="ListParagraph"/>
-        <w:numPr>
-          <w:ilvl w:val="0"/>
-          <w:numId w:val="10"/>
-        </w:numPr>
-        <w:spacing w:before="120" w:after="60"/>
-        <w:rPr>
-          <w:rFonts w:ascii="Aptos" w:hAnsi="Aptos"/>
-          <w:bCs/>
-          <w:color w:val="101820"/>
-          <w:sz w:val="20"/>
-          <w:szCs w:val="20"/>
-          <w:lang/>
-        </w:rPr>
-      </w:pPr>
-      <w:r>
-        <w:rPr>
-          <w:rFonts w:ascii="Aptos" w:hAnsi="Aptos"/>
-          <w:bCs/>
-          <w:color w:val="101820"/>
-          <w:sz w:val="20"/>
-          <w:szCs w:val="20"/>
-          <w:lang/>
-        </w:rPr>
-        <w:t xml:space="preserve">Very good machinability </w:t>
-      </w:r>
-    </w:p>
-    <w:p>
-      <w:pPr>
-        <w:pStyle w:val="ListParagraph"/>
-        <w:numPr>
-          <w:ilvl w:val="0"/>
-          <w:numId w:val="10"/>
-        </w:numPr>
-        <w:spacing w:before="120" w:after="60"/>
-        <w:rPr>
-          <w:rFonts w:ascii="Aptos" w:hAnsi="Aptos"/>
-          <w:bCs/>
-          <w:color w:val="101820"/>
-          <w:sz w:val="20"/>
-          <w:szCs w:val="20"/>
-          <w:lang/>
-        </w:rPr>
-      </w:pPr>
-      <w:r>
-        <w:rPr>
-          <w:rFonts w:ascii="Aptos" w:hAnsi="Aptos"/>
-          <w:bCs/>
-          <w:color w:val="101820"/>
-          <w:sz w:val="20"/>
-          <w:szCs w:val="20"/>
-          <w:lang/>
-        </w:rPr>
-        <w:t xml:space="preserve">High mechanical properties </w:t>
-      </w:r>
-    </w:p>
-    <w:p>
-      <w:pPr>
-        <w:pStyle w:val="ListParagraph"/>
-        <w:numPr>
-          <w:ilvl w:val="0"/>
-          <w:numId w:val="10"/>
-        </w:numPr>
-        <w:spacing w:before="120" w:after="60"/>
-        <w:rPr>
-          <w:rFonts w:ascii="Aptos" w:hAnsi="Aptos"/>
-          <w:bCs/>
-          <w:color w:val="101820"/>
-          <w:sz w:val="20"/>
-          <w:szCs w:val="20"/>
-          <w:lang/>
-        </w:rPr>
-      </w:pPr>
-      <w:r>
-        <w:rPr>
-          <w:rFonts w:ascii="Aptos" w:hAnsi="Aptos"/>
-          <w:bCs/>
-          <w:color w:val="101820"/>
-          <w:sz w:val="20"/>
-          <w:szCs w:val="20"/>
-          <w:lang/>
-        </w:rPr>
-        <w:t xml:space="preserve">High stiffness </w:t>
-      </w:r>
-    </w:p>
-    <w:p>
-      <w:pPr>
-        <w:pStyle w:val="ListParagraph"/>
-        <w:numPr>
-          <w:ilvl w:val="0"/>
-          <w:numId w:val="10"/>
-        </w:numPr>
-        <w:spacing w:before="120" w:after="60"/>
-        <w:rPr>
-          <w:rFonts w:ascii="Aptos" w:hAnsi="Aptos"/>
-          <w:bCs/>
-          <w:color w:val="101820"/>
-          <w:sz w:val="20"/>
-          <w:szCs w:val="20"/>
-          <w:lang/>
-        </w:rPr>
-      </w:pPr>
-      <w:r>
-        <w:rPr>
-          <w:rFonts w:ascii="Aptos" w:hAnsi="Aptos"/>
-          <w:bCs/>
-          <w:color w:val="101820"/>
-          <w:sz w:val="20"/>
-          <w:szCs w:val="20"/>
-          <w:lang/>
-        </w:rPr>
-        <w:t xml:space="preserve">Excellent web flatness </w:t>
       </w:r>
     </w:p>
     <w:p>
@@ -390,7 +238,114 @@
           <w:color w:val="101820"/>
           <w:sz w:val="20"/>
           <w:szCs w:val="20"/>
-          <w:lang/>
+        </w:rPr>
+        <w:t xml:space="preserve">Very good machinability </w:t>
+      </w:r>
+    </w:p>
+    <w:p>
+      <w:pPr>
+        <w:pStyle w:val="ListParagraph"/>
+        <w:numPr>
+          <w:ilvl w:val="0"/>
+          <w:numId w:val="10"/>
+        </w:numPr>
+        <w:spacing w:before="120" w:after="60"/>
+        <w:rPr>
+          <w:rFonts w:ascii="Aptos" w:hAnsi="Aptos"/>
+          <w:bCs/>
+          <w:color w:val="101820"/>
+          <w:sz w:val="20"/>
+          <w:szCs w:val="20"/>
+        </w:rPr>
+      </w:pPr>
+      <w:r>
+        <w:rPr>
+          <w:rFonts w:ascii="Aptos" w:hAnsi="Aptos"/>
+          <w:bCs/>
+          <w:color w:val="101820"/>
+          <w:sz w:val="20"/>
+          <w:szCs w:val="20"/>
+        </w:rPr>
+        <w:t xml:space="preserve">High mechanical properties </w:t>
+      </w:r>
+    </w:p>
+    <w:p>
+      <w:pPr>
+        <w:pStyle w:val="ListParagraph"/>
+        <w:numPr>
+          <w:ilvl w:val="0"/>
+          <w:numId w:val="10"/>
+        </w:numPr>
+        <w:spacing w:before="120" w:after="60"/>
+        <w:rPr>
+          <w:rFonts w:ascii="Aptos" w:hAnsi="Aptos"/>
+          <w:bCs/>
+          <w:color w:val="101820"/>
+          <w:sz w:val="20"/>
+          <w:szCs w:val="20"/>
+        </w:rPr>
+      </w:pPr>
+      <w:r>
+        <w:rPr>
+          <w:rFonts w:ascii="Aptos" w:hAnsi="Aptos"/>
+          <w:bCs/>
+          <w:color w:val="101820"/>
+          <w:sz w:val="20"/>
+          <w:szCs w:val="20"/>
+        </w:rPr>
+        <w:t xml:space="preserve">High stiffness </w:t>
+      </w:r>
+    </w:p>
+    <w:p>
+      <w:pPr>
+        <w:pStyle w:val="ListParagraph"/>
+        <w:numPr>
+          <w:ilvl w:val="0"/>
+          <w:numId w:val="10"/>
+        </w:numPr>
+        <w:spacing w:before="120" w:after="60"/>
+        <w:rPr>
+          <w:rFonts w:ascii="Aptos" w:hAnsi="Aptos"/>
+          <w:bCs/>
+          <w:color w:val="101820"/>
+          <w:sz w:val="20"/>
+          <w:szCs w:val="20"/>
+        </w:rPr>
+      </w:pPr>
+      <w:r>
+        <w:rPr>
+          <w:rFonts w:ascii="Aptos" w:hAnsi="Aptos"/>
+          <w:bCs/>
+          <w:color w:val="101820"/>
+          <w:sz w:val="20"/>
+          <w:szCs w:val="20"/>
+        </w:rPr>
+        <w:t xml:space="preserve">Excellent web flatness </w:t>
+      </w:r>
+    </w:p>
+    <w:p>
+      <w:pPr>
+        <w:pStyle w:val="ListParagraph"/>
+        <w:numPr>
+          <w:ilvl w:val="0"/>
+          <w:numId w:val="10"/>
+        </w:numPr>
+        <w:spacing w:before="120" w:after="60"/>
+        <w:rPr>
+          <w:rFonts w:ascii="Aptos" w:hAnsi="Aptos"/>
+          <w:bCs/>
+          <w:color w:val="101820"/>
+          <w:sz w:val="20"/>
+          <w:szCs w:val="20"/>
+        </w:rPr>
+      </w:pPr>
+      <w:r>
+        <w:rPr>
+          <w:rFonts w:ascii="Aptos" w:hAnsi="Aptos"/>
+          <w:bCs/>
+          <w:color w:val="101820"/>
+          <w:sz w:val="20"/>
+          <w:szCs w:val="20"/>
         </w:rPr>
         <w:t>Suitable for high-quality printing</w:t>
       </w:r>
@@ -3074,6 +3029,35 @@
         <w:t>The numerical values reported in this data sheet are obtained from the average of the values recorded in our laboratory tests. Before final use, we recommend technical tests to ensure the film's suitability for the intended use. NODA PLAST Film is not responsible for inappropriate use of the product, and its liability is limited to the exclusive replacement of the product, excluding any compensation or damages of any kind.</w:t>
       </w:r>
     </w:p>
+    <w:p>
+      <w:pPr>
+        <w:rPr>
+          <w:rFonts w:ascii="Aptos" w:hAnsi="Aptos"/>
+          <w:sz w:val="20"/>
+          <w:szCs w:val="20"/>
+        </w:rPr>
+      </w:pPr>
+    </w:p>
+    <w:p>
+      <w:pPr>
+        <w:tabs>
+          <w:tab w:val="left" w:pos="7392"/>
+        </w:tabs>
+        <w:rPr>
+          <w:rFonts w:ascii="Aptos" w:hAnsi="Aptos"/>
+          <w:sz w:val="20"/>
+          <w:szCs w:val="20"/>
+        </w:rPr>
+      </w:pPr>
+      <w:r>
+        <w:rPr>
+          <w:rFonts w:ascii="Aptos" w:hAnsi="Aptos"/>
+          <w:sz w:val="20"/>
+          <w:szCs w:val="20"/>
+        </w:rPr>
+        <w:tab/>
+      </w:r>
+    </w:p>
     <w:sectPr>
       <w:type w:val="continuous"/>
       <w:pgSz w:w="11906" w:h="16838"/>
@@ -3118,7 +3102,10 @@
       <w:jc w:val="center"/>
     </w:pPr>
     <w:r>
-      <w:t>NODA PLAST FILM • Technical Data Sheet • NLV</w:t>
+      <w:t>NODA PLAST FILM • Technical Data Sheet • NL</w:t>
+    </w:r>
+    <w:r>
+      <w:t>C</w:t>
     </w:r>
   </w:p>
 </w:ftr>
@@ -5056,6 +5043,7 @@
   <w:style w:type="character" w:default="1" w:styleId="DefaultParagraphFont">
     <w:name w:val="Default Paragraph Font"/>
     <w:uiPriority w:val="1"/>
+    <w:semiHidden/>
     <w:unhideWhenUsed/>
   </w:style>
   <w:style w:type="table" w:default="1" w:styleId="TableNormal">
